--- a/Volume 1/Chapter 04 - Databases/SPA_Vol1_Ch4_Lesson4_14a_Database_Error_Handling_Extended.docx
+++ b/Volume 1/Chapter 04 - Databases/SPA_Vol1_Ch4_Lesson4_14a_Database_Error_Handling_Extended.docx
@@ -1108,9 +1108,129 @@
     </w:p>
     <w:p>
       <w:pPr>
+        <w:keepNext/>
+      </w:pPr>
+      <w:r>
+        <w:t>Next, let the tools create the Rust and Solidity project files, as in Lesson 4.0a. Remember, Cargo.toml describes the project: cargo init names it database_errors, and cargo add pins the mysql crate at exactly 28.0.3. The Connector Setup below deletes the starter src\main.rs after cargo fetch, because each program is its own file in src\bin. Remember, forge init makes the Solidity project; --empty leaves out the sample files, and --force lets it run in the folder you just made.</w:t>
+      </w:r>
+    </w:p>
+    <w:p>
+      <w:pPr>
+        <w:keepNext/>
+      </w:pPr>
+    </w:p>
+    <w:p>
+      <w:pPr>
+        <w:pStyle w:val="CommandBlock"/>
+        <w:keepNext/>
+      </w:pPr>
+      <w:r>
+        <w:t>cargo init .\rust --name database_errors --vcs none</w:t>
+      </w:r>
+    </w:p>
+    <w:p>
+      <w:pPr>
+        <w:pStyle w:val="CommandBlock"/>
+        <w:keepNext/>
+      </w:pPr>
+      <w:r>
+        <w:t>cargo add --manifest-path .\rust\Cargo.toml mysql@=28.0.3</w:t>
+      </w:r>
+    </w:p>
+    <w:p>
+      <w:pPr>
+        <w:pStyle w:val="CommandBlock"/>
+      </w:pPr>
+      <w:r>
+        <w:t>forge init .\solidity --empty --no-git --offline --force</w:t>
+      </w:r>
+    </w:p>
+    <w:p>
+      <w:pPr>
+        <w:keepNext/>
+      </w:pPr>
+    </w:p>
+    <w:p>
+      <w:r>
+        <w:t>Then type the Solidity project's settings file, foundry.toml; these scripts read and write no files, so it allows none. As in Chapter 1, notepad .\solidity\foundry.toml opens the file forge init wrote: replace its text with the file below, save it with Ctrl+S, and close Notepad.</w:t>
+      </w:r>
+    </w:p>
+    <w:p>
+      <w:pPr>
+        <w:keepNext/>
+      </w:pPr>
+    </w:p>
+    <w:p>
+      <w:pPr>
         <w:pStyle w:val="Heading3"/>
       </w:pPr>
       <w:r>
+        <w:t>solidity/foundry.toml</w:t>
+      </w:r>
+    </w:p>
+    <w:p>
+      <w:pPr>
+        <w:pStyle w:val="SourceCode"/>
+        <w:keepNext/>
+      </w:pPr>
+      <w:r>
+        <w:t>[profile.default]</w:t>
+      </w:r>
+    </w:p>
+    <w:p>
+      <w:pPr>
+        <w:pStyle w:val="SourceCode"/>
+        <w:keepNext/>
+      </w:pPr>
+      <w:r>
+        <w:t># The files in script/ are the only Solidity sources in this project.</w:t>
+      </w:r>
+    </w:p>
+    <w:p>
+      <w:pPr>
+        <w:pStyle w:val="SourceCode"/>
+        <w:keepNext/>
+      </w:pPr>
+      <w:r>
+        <w:t>src = "script"</w:t>
+      </w:r>
+    </w:p>
+    <w:p>
+      <w:pPr>
+        <w:pStyle w:val="SourceCode"/>
+        <w:keepNext/>
+      </w:pPr>
+      <w:r>
+        <w:t># forge install puts forge-std in lib/.</w:t>
+      </w:r>
+    </w:p>
+    <w:p>
+      <w:pPr>
+        <w:pStyle w:val="SourceCode"/>
+        <w:keepNext/>
+      </w:pPr>
+      <w:r>
+        <w:t>libs = ["lib"]</w:t>
+      </w:r>
+    </w:p>
+    <w:p>
+      <w:pPr>
+        <w:pStyle w:val="SourceCode"/>
+      </w:pPr>
+      <w:r>
+        <w:t># The scripts read and write no files, so no fs_permissions are needed.</w:t>
+      </w:r>
+    </w:p>
+    <w:p>
+      <w:pPr>
+        <w:keepNext/>
+      </w:pPr>
+    </w:p>
+    <w:p>
+      <w:pPr>
+        <w:pStyle w:val="Heading3"/>
+      </w:pPr>
+      <w:r>
         <w:t>Linux or macOS Project Setup</w:t>
       </w:r>
     </w:p>
@@ -1159,8 +1279,62 @@
       </w:pPr>
     </w:p>
     <w:p>
-      <w:r>
-        <w:t>Save each source and supporting file from this lesson into the matching path in the project layout. As in Chapter 1, notepad .\rust\Cargo.toml creates and opens one: choose Yes, type the file, save it with Ctrl+S, and close Notepad (on Linux or macOS, nano ./rust/Cargo.toml: type the file, then save and close it with Ctrl+O, Enter, then Ctrl+X). The Linux commands leave out the assembly folder, because Linux Assembly is deferred.</w:t>
+      <w:pPr>
+        <w:keepNext/>
+      </w:pPr>
+      <w:r>
+        <w:t>Then create the Rust and Solidity project files with the same commands as on Windows.</w:t>
+      </w:r>
+    </w:p>
+    <w:p>
+      <w:pPr>
+        <w:keepNext/>
+      </w:pPr>
+    </w:p>
+    <w:p>
+      <w:pPr>
+        <w:pStyle w:val="CommandBlock"/>
+        <w:keepNext/>
+      </w:pPr>
+      <w:r>
+        <w:t>cargo init ./rust --name database_errors --vcs none</w:t>
+      </w:r>
+    </w:p>
+    <w:p>
+      <w:pPr>
+        <w:pStyle w:val="CommandBlock"/>
+        <w:keepNext/>
+      </w:pPr>
+      <w:r>
+        <w:t>cargo add --manifest-path ./rust/Cargo.toml mysql@=28.0.3</w:t>
+      </w:r>
+    </w:p>
+    <w:p>
+      <w:pPr>
+        <w:pStyle w:val="CommandBlock"/>
+      </w:pPr>
+      <w:r>
+        <w:t>forge init ./solidity --empty --no-git --offline --force</w:t>
+      </w:r>
+    </w:p>
+    <w:p>
+      <w:pPr>
+        <w:keepNext/>
+      </w:pPr>
+    </w:p>
+    <w:p>
+      <w:r>
+        <w:t>Type solidity/foundry.toml exactly as shown in the Windows setup.</w:t>
+      </w:r>
+    </w:p>
+    <w:p>
+      <w:pPr>
+        <w:keepNext/>
+      </w:pPr>
+    </w:p>
+    <w:p>
+      <w:r>
+        <w:t>You save each source file in its language's section below, as each is shown. As in Chapter 1, notepad .\rust\src\bin\basic_database_errors.rs creates and opens one: choose Yes, type the file, save it with Ctrl+S, and close Notepad (on Linux or macOS, nano ./rust/src/bin/basic_database_errors.rs: type the file, then save and close it with Ctrl+O, Enter, then Ctrl+X). The Linux commands leave out the assembly folder, because Linux Assembly is deferred.</w:t>
       </w:r>
     </w:p>
     <w:p>
@@ -1241,6 +1415,15 @@
         <w:keepNext/>
       </w:pPr>
       <w:r>
+        <w:t>Remove-Item .\rust\src\main.rs</w:t>
+      </w:r>
+    </w:p>
+    <w:p>
+      <w:pPr>
+        <w:pStyle w:val="CommandBlock"/>
+        <w:keepNext/>
+      </w:pPr>
+      <w:r>
         <w:t>curl.exe -fsSL -o .\vendor\mysql-1.9.0.tar `</w:t>
       </w:r>
     </w:p>
@@ -1307,6 +1490,15 @@
         <w:keepNext/>
       </w:pPr>
       <w:r>
+        <w:t>rm ./rust/src/main.rs</w:t>
+      </w:r>
+    </w:p>
+    <w:p>
+      <w:pPr>
+        <w:pStyle w:val="CommandBlock"/>
+        <w:keepNext/>
+      </w:pPr>
+      <w:r>
         <w:t>curl -fsSL -o ./vendor/mysql-1.9.0.tar \</w:t>
       </w:r>
     </w:p>
@@ -25467,7 +25659,7 @@
     </w:p>
     <w:p>
       <w:r>
-        <w:t>Cargo.toml names the Rust project and pins the mysql crate at exactly 28.0.3. foundry.toml is the Solidity project's settings file; these scripts read and write no files, so it allows none.</w:t>
+        <w:t>This is the file the setup commands wrote, shown here so you can check yours. Cargo.toml names the Rust project and pins the mysql crate at exactly 28.0.3. Yours has no comment lines, and its blank lines may differ; the comments here explain each part.</w:t>
       </w:r>
     </w:p>
     <w:p>
@@ -25587,77 +25779,6 @@
       </w:pPr>
       <w:r>
         <w:t>mysql = "=28.0.3"</w:t>
-      </w:r>
-    </w:p>
-    <w:p>
-      <w:pPr>
-        <w:keepNext/>
-      </w:pPr>
-    </w:p>
-    <w:p>
-      <w:pPr>
-        <w:keepNext/>
-      </w:pPr>
-    </w:p>
-    <w:p>
-      <w:pPr>
-        <w:pStyle w:val="Heading2"/>
-      </w:pPr>
-      <w:r>
-        <w:t>solidity/foundry.toml</w:t>
-      </w:r>
-    </w:p>
-    <w:p>
-      <w:pPr>
-        <w:pStyle w:val="SourceCode"/>
-        <w:keepNext/>
-      </w:pPr>
-      <w:r>
-        <w:t>[profile.default]</w:t>
-      </w:r>
-    </w:p>
-    <w:p>
-      <w:pPr>
-        <w:pStyle w:val="SourceCode"/>
-        <w:keepNext/>
-      </w:pPr>
-      <w:r>
-        <w:t># The files in script/ are the only Solidity sources in this project.</w:t>
-      </w:r>
-    </w:p>
-    <w:p>
-      <w:pPr>
-        <w:pStyle w:val="SourceCode"/>
-        <w:keepNext/>
-      </w:pPr>
-      <w:r>
-        <w:t>src = "script"</w:t>
-      </w:r>
-    </w:p>
-    <w:p>
-      <w:pPr>
-        <w:pStyle w:val="SourceCode"/>
-        <w:keepNext/>
-      </w:pPr>
-      <w:r>
-        <w:t># forge install puts forge-std in lib/.</w:t>
-      </w:r>
-    </w:p>
-    <w:p>
-      <w:pPr>
-        <w:pStyle w:val="SourceCode"/>
-        <w:keepNext/>
-      </w:pPr>
-      <w:r>
-        <w:t>libs = ["lib"]</w:t>
-      </w:r>
-    </w:p>
-    <w:p>
-      <w:pPr>
-        <w:pStyle w:val="SourceCode"/>
-      </w:pPr>
-      <w:r>
-        <w:t># The scripts read and write no files, so no fs_permissions are needed.</w:t>
       </w:r>
     </w:p>
     <w:p>
@@ -27464,31 +27585,31 @@
       </w:rPr>
     </w:lvl>
   </w:abstractNum>
-  <w:num w:numId="1" w16cid:durableId="1619599809">
+  <w:num w:numId="1" w16cid:durableId="799615028">
     <w:abstractNumId w:val="8"/>
   </w:num>
-  <w:num w:numId="2" w16cid:durableId="512181644">
+  <w:num w:numId="2" w16cid:durableId="1977955875">
     <w:abstractNumId w:val="6"/>
   </w:num>
-  <w:num w:numId="3" w16cid:durableId="171914610">
+  <w:num w:numId="3" w16cid:durableId="1640841531">
     <w:abstractNumId w:val="5"/>
   </w:num>
-  <w:num w:numId="4" w16cid:durableId="820929326">
+  <w:num w:numId="4" w16cid:durableId="1969045878">
     <w:abstractNumId w:val="4"/>
   </w:num>
-  <w:num w:numId="5" w16cid:durableId="659843405">
+  <w:num w:numId="5" w16cid:durableId="1009867432">
     <w:abstractNumId w:val="7"/>
   </w:num>
-  <w:num w:numId="6" w16cid:durableId="1484811882">
+  <w:num w:numId="6" w16cid:durableId="585848871">
     <w:abstractNumId w:val="3"/>
   </w:num>
-  <w:num w:numId="7" w16cid:durableId="812526518">
+  <w:num w:numId="7" w16cid:durableId="272247639">
     <w:abstractNumId w:val="2"/>
   </w:num>
-  <w:num w:numId="8" w16cid:durableId="1239369470">
+  <w:num w:numId="8" w16cid:durableId="1358769649">
     <w:abstractNumId w:val="1"/>
   </w:num>
-  <w:num w:numId="9" w16cid:durableId="307899990">
+  <w:num w:numId="9" w16cid:durableId="799609424">
     <w:abstractNumId w:val="0"/>
   </w:num>
 </w:numbering>

--- a/Volume 1/Chapter 04 - Databases/SPA_Vol1_Ch4_Lesson4_14a_Database_Error_Handling_Extended.docx
+++ b/Volume 1/Chapter 04 - Databases/SPA_Vol1_Ch4_Lesson4_14a_Database_Error_Handling_Extended.docx
@@ -501,6 +501,14 @@
         <w:pStyle w:val="ListBullet"/>
       </w:pPr>
       <w:r>
+        <w:t>Remember, each language has its own tables and its own reset file (Lesson 4.4): contacts_assembly and contact_groups_assembly for Assembly, contacts_rust and contact_groups_rust for Rust, and contacts_erlang and contact_groups_erlang for Erlang. So the server's messages name each language's own table, such as Table 'spa_contacts.contact_rust' doesn't exist.</w:t>
+      </w:r>
+    </w:p>
+    <w:p>
+      <w:pPr>
+        <w:pStyle w:val="ListBullet"/>
+      </w:pPr>
+      <w:r>
         <w:t>Linux Assembly is deferred: the Assembly Implementation section explains why.</w:t>
       </w:r>
     </w:p>
@@ -533,7 +541,7 @@
         <w:keepNext/>
       </w:pPr>
       <w:r>
-        <w:t>Setup: Reset contacts and contact_groups (Lesson 4.11's Data Reset)</w:t>
+        <w:t>Setup: Reset Each Language's Tables (Lesson 4.11's Data Reset)</w:t>
       </w:r>
     </w:p>
     <w:p>
@@ -689,7 +697,10 @@
         <w:pStyle w:val="ListBullet"/>
       </w:pPr>
       <w:r>
-        <w:t>Project Setup's Data Reset is Lesson 4.11's, as Lesson 4.14 uses it: contacts with group_id and its FOREIGN KEY, an empty contact_groups, and Lesson 4.6's three contacts. Every Assembly, Rust, and Erlang Build and Run block runs the reset file again before its program. The Port Check shows that nothing listens on port 3307.</w:t>
+        <w:t>Each language has its own two tables: contacts_assembly and contact_groups_assembly for Assembly, contacts_rust and contact_groups_rust for Rust, and contacts_erlang and contact_groups_erlang for Erlang. Project Setup's Data Reset is Lesson 4.11's, as Lesson 4.14 uses it, one file per language: contacts with group_id and its FOREIGN KEY, an empty groups table, and Lesson 4.6's three contacts. Every Assembly, Rust, and Erlang Build and Run block runs its own language's reset file again before its program. Th</w:t>
+      </w:r>
+      <w:r>
+        <w:t>e Port Check shows that nothing listens on port 3307.</w:t>
       </w:r>
     </w:p>
     <w:p>
@@ -794,7 +805,25 @@
         <w:keepNext/>
       </w:pPr>
       <w:r>
-        <w:t xml:space="preserve">  sql/reset_contacts.sql</w:t>
+        <w:t xml:space="preserve">  sql/reset_contacts_assembly.sql</w:t>
+      </w:r>
+    </w:p>
+    <w:p>
+      <w:pPr>
+        <w:pStyle w:val="CommandBlock"/>
+        <w:keepNext/>
+      </w:pPr>
+      <w:r>
+        <w:t xml:space="preserve">  sql/reset_contacts_rust.sql</w:t>
+      </w:r>
+    </w:p>
+    <w:p>
+      <w:pPr>
+        <w:pStyle w:val="CommandBlock"/>
+        <w:keepNext/>
+      </w:pPr>
+      <w:r>
+        <w:t xml:space="preserve">  sql/reset_contacts_erlang.sql</w:t>
       </w:r>
     </w:p>
     <w:p>
@@ -1765,20 +1794,20 @@
     </w:p>
     <w:p>
       <w:r>
-        <w:t>This is Lesson 4.11's Data Reset, as Lesson 4.14 uses it. It drops contacts and contact_groups, with any rows earlier lessons or your own experiments left in them, creates contact_groups empty, creates contacts with group_id and its foreign key, and inserts Lesson 4.6's three contacts, none of them in a group. Group 99 therefore does not exist, and ada@example.com is taken. Every Assembly, Rust, and Erlang Build and Run block runs this file again, so each run starts from exactly this state. The rows it remo</w:t>
-      </w:r>
-      <w:r>
-        <w:t>ves were practice rows; the Chapter 4 project keeps its own data and never resets it.</w:t>
-      </w:r>
-    </w:p>
-    <w:p>
-      <w:pPr>
-        <w:keepNext/>
-      </w:pPr>
-    </w:p>
-    <w:p>
-      <w:r>
-        <w:t>Remember, contacts is dropped first and contact_groups created first, because the foreign key points from contacts to contact_groups (Lesson 4.11).</w:t>
+        <w:t>This is Lesson 4.11's Data Reset, as Lesson 4.14 uses it. Remember, each language has its own two tables and its own reset file: reset_contacts_assembly.sql resets contacts_assembly and contact_groups_assembly, and never touches another language's rows. Each file drops its language's two tables, with any rows earlier lessons or your own experiments left in them, creates the groups table empty, creates the contacts table with group_id and its foreign key, and inserts Lesson 4.6's three contacts, none of them</w:t>
+      </w:r>
+      <w:r>
+        <w:t xml:space="preserve"> in a group. Group 99 therefore does not exist, and ada@example.com is taken. The three files differ only in the language's name. Every Assembly, Rust, and Erlang Build and Run block runs its language's file again, so each run starts from exactly this state. The rows it removes were practice rows; the Chapter 4 project keeps its own data and never resets it.</w:t>
+      </w:r>
+    </w:p>
+    <w:p>
+      <w:pPr>
+        <w:keepNext/>
+      </w:pPr>
+    </w:p>
+    <w:p>
+      <w:r>
+        <w:t>Remember, each contacts table is dropped first and its groups table created first, because the foreign key points from contacts_assembly to contact_groups_assembly (Lesson 4.11).</w:t>
       </w:r>
     </w:p>
     <w:p>
@@ -1791,115 +1820,131 @@
         <w:pStyle w:val="Heading3"/>
       </w:pPr>
       <w:r>
-        <w:t>sql/reset_contacts.sql</w:t>
-      </w:r>
-    </w:p>
-    <w:p>
-      <w:pPr>
-        <w:pStyle w:val="SourceCode"/>
-        <w:keepNext/>
-      </w:pPr>
-      <w:r>
-        <w:t>-- Lesson 4.11's known state, used again by Lesson 4.14. This file resets</w:t>
-      </w:r>
-    </w:p>
-    <w:p>
-      <w:pPr>
-        <w:pStyle w:val="SourceCode"/>
-        <w:keepNext/>
-      </w:pPr>
-      <w:r>
-        <w:t>-- both lesson tables: it drops them, with any rows earlier lessons or</w:t>
-      </w:r>
-    </w:p>
-    <w:p>
-      <w:pPr>
-        <w:pStyle w:val="SourceCode"/>
-      </w:pPr>
-      <w:r>
-        <w:t>-- your own experiments left in them, and builds them again: an empty</w:t>
-      </w:r>
-    </w:p>
-    <w:p>
-      <w:pPr>
-        <w:pStyle w:val="SourceCode"/>
-      </w:pPr>
-      <w:r>
-        <w:t>-- contact_groups table, and the contacts table with a group_id column and</w:t>
-      </w:r>
-    </w:p>
-    <w:p>
-      <w:pPr>
-        <w:pStyle w:val="SourceCode"/>
-      </w:pPr>
-      <w:r>
-        <w:t>-- Lesson 4.6's three contacts, none of them in a group yet.</w:t>
-      </w:r>
-    </w:p>
-    <w:p>
-      <w:pPr>
-        <w:pStyle w:val="SourceCode"/>
-      </w:pPr>
-    </w:p>
-    <w:p>
-      <w:pPr>
-        <w:pStyle w:val="SourceCode"/>
-      </w:pPr>
-      <w:r>
-        <w:t>-- Remove the old tables and every row in them (Lesson 4.4). contacts goes</w:t>
-      </w:r>
-    </w:p>
-    <w:p>
-      <w:pPr>
-        <w:pStyle w:val="SourceCode"/>
-      </w:pPr>
-      <w:r>
-        <w:t>-- first: its rows point at contact_groups, and the server refuses to drop</w:t>
-      </w:r>
-    </w:p>
-    <w:p>
-      <w:pPr>
-        <w:pStyle w:val="SourceCode"/>
-      </w:pPr>
-      <w:r>
-        <w:t>-- a table that another table's foreign key still points at. IF EXISTS</w:t>
-      </w:r>
-    </w:p>
-    <w:p>
-      <w:pPr>
-        <w:pStyle w:val="SourceCode"/>
-      </w:pPr>
-      <w:r>
-        <w:t>-- skips a table that is not there yet.</w:t>
-      </w:r>
-    </w:p>
-    <w:p>
-      <w:pPr>
-        <w:pStyle w:val="SourceCode"/>
-      </w:pPr>
-      <w:r>
-        <w:t>DROP TABLE IF EXISTS contacts;</w:t>
-      </w:r>
-    </w:p>
-    <w:p>
-      <w:pPr>
-        <w:pStyle w:val="SourceCode"/>
-      </w:pPr>
-      <w:r>
-        <w:t>DROP TABLE IF EXISTS contact_groups;</w:t>
-      </w:r>
-    </w:p>
-    <w:p>
-      <w:pPr>
-        <w:pStyle w:val="SourceCode"/>
-      </w:pPr>
-    </w:p>
-    <w:p>
-      <w:pPr>
-        <w:pStyle w:val="SourceCode"/>
-      </w:pPr>
-      <w:r>
-        <w:t>-- The new table: one row per group. id is numbered by the server, like</w:t>
+        <w:t>sql/reset_contacts_assembly.sql</w:t>
+      </w:r>
+    </w:p>
+    <w:p>
+      <w:pPr>
+        <w:pStyle w:val="SourceCode"/>
+        <w:keepNext/>
+      </w:pPr>
+      <w:r>
+        <w:t>-- Lesson 4.11's known state for Assembly, used again by Lesson 4.14a. This</w:t>
+      </w:r>
+    </w:p>
+    <w:p>
+      <w:pPr>
+        <w:pStyle w:val="SourceCode"/>
+        <w:keepNext/>
+      </w:pPr>
+      <w:r>
+        <w:t>-- file resets the Assembly programs' own two tables,</w:t>
+      </w:r>
+    </w:p>
+    <w:p>
+      <w:pPr>
+        <w:pStyle w:val="SourceCode"/>
+      </w:pPr>
+      <w:r>
+        <w:t>-- contact_groups_assembly and contacts_assembly: it drops them, with any</w:t>
+      </w:r>
+    </w:p>
+    <w:p>
+      <w:pPr>
+        <w:pStyle w:val="SourceCode"/>
+      </w:pPr>
+      <w:r>
+        <w:t>-- rows earlier lessons or your own experiments left in them, and builds</w:t>
+      </w:r>
+    </w:p>
+    <w:p>
+      <w:pPr>
+        <w:pStyle w:val="SourceCode"/>
+      </w:pPr>
+      <w:r>
+        <w:t>-- them again: an empty contact_groups_assembly table, and the</w:t>
+      </w:r>
+    </w:p>
+    <w:p>
+      <w:pPr>
+        <w:pStyle w:val="SourceCode"/>
+      </w:pPr>
+      <w:r>
+        <w:t>-- contacts_assembly table with a group_id column and Lesson 4.6's three</w:t>
+      </w:r>
+    </w:p>
+    <w:p>
+      <w:pPr>
+        <w:pStyle w:val="SourceCode"/>
+      </w:pPr>
+      <w:r>
+        <w:t>-- contacts, none of them in a group yet.</w:t>
+      </w:r>
+    </w:p>
+    <w:p>
+      <w:pPr>
+        <w:pStyle w:val="SourceCode"/>
+      </w:pPr>
+    </w:p>
+    <w:p>
+      <w:pPr>
+        <w:pStyle w:val="SourceCode"/>
+      </w:pPr>
+      <w:r>
+        <w:t>-- Remove the old tables and every row in them (Lesson 4.4).</w:t>
+      </w:r>
+    </w:p>
+    <w:p>
+      <w:pPr>
+        <w:pStyle w:val="SourceCode"/>
+      </w:pPr>
+      <w:r>
+        <w:t>-- contacts_assembly goes first: its rows point at contact_groups_assembly,</w:t>
+      </w:r>
+    </w:p>
+    <w:p>
+      <w:pPr>
+        <w:pStyle w:val="SourceCode"/>
+      </w:pPr>
+      <w:r>
+        <w:t>-- and the server refuses to drop a table that another table's foreign key</w:t>
+      </w:r>
+    </w:p>
+    <w:p>
+      <w:pPr>
+        <w:pStyle w:val="SourceCode"/>
+      </w:pPr>
+      <w:r>
+        <w:t>-- still points at. IF EXISTS skips a table that is not there yet.</w:t>
+      </w:r>
+    </w:p>
+    <w:p>
+      <w:pPr>
+        <w:pStyle w:val="SourceCode"/>
+      </w:pPr>
+      <w:r>
+        <w:t>DROP TABLE IF EXISTS contacts_assembly;</w:t>
+      </w:r>
+    </w:p>
+    <w:p>
+      <w:pPr>
+        <w:pStyle w:val="SourceCode"/>
+      </w:pPr>
+      <w:r>
+        <w:t>DROP TABLE IF EXISTS contact_groups_assembly;</w:t>
+      </w:r>
+    </w:p>
+    <w:p>
+      <w:pPr>
+        <w:pStyle w:val="SourceCode"/>
+      </w:pPr>
+    </w:p>
+    <w:p>
+      <w:pPr>
+        <w:pStyle w:val="SourceCode"/>
+      </w:pPr>
+      <w:r>
+        <w:t>-- The groups table: one row per group. id is numbered by the server, like</w:t>
       </w:r>
     </w:p>
     <w:p>
@@ -1931,7 +1976,7 @@
         <w:pStyle w:val="SourceCode"/>
       </w:pPr>
       <w:r>
-        <w:t>CREATE TABLE contact_groups (</w:t>
+        <w:t>CREATE TABLE contact_groups_assembly (</w:t>
       </w:r>
     </w:p>
     <w:p>
@@ -1984,15 +2029,380 @@
         <w:pStyle w:val="SourceCode"/>
       </w:pPr>
       <w:r>
-        <w:t>-- makes the server check every value: group_id must be NULL or an id</w:t>
-      </w:r>
-    </w:p>
-    <w:p>
-      <w:pPr>
-        <w:pStyle w:val="SourceCode"/>
-      </w:pPr>
-      <w:r>
-        <w:t>-- that contact_groups really has. contact_groups is created first,</w:t>
+        <w:t>-- makes the server check every value: group_id must be NULL or an id that</w:t>
+      </w:r>
+    </w:p>
+    <w:p>
+      <w:pPr>
+        <w:pStyle w:val="SourceCode"/>
+      </w:pPr>
+      <w:r>
+        <w:t>-- contact_groups_assembly really has. contact_groups_assembly is created</w:t>
+      </w:r>
+    </w:p>
+    <w:p>
+      <w:pPr>
+        <w:pStyle w:val="SourceCode"/>
+      </w:pPr>
+      <w:r>
+        <w:t>-- first, because the foreign key must name a table that already exists.</w:t>
+      </w:r>
+    </w:p>
+    <w:p>
+      <w:pPr>
+        <w:pStyle w:val="SourceCode"/>
+      </w:pPr>
+      <w:r>
+        <w:t>CREATE TABLE contacts_assembly (</w:t>
+      </w:r>
+    </w:p>
+    <w:p>
+      <w:pPr>
+        <w:pStyle w:val="SourceCode"/>
+      </w:pPr>
+      <w:r>
+        <w:t xml:space="preserve">    id       INT AUTO_INCREMENT PRIMARY KEY,</w:t>
+      </w:r>
+    </w:p>
+    <w:p>
+      <w:pPr>
+        <w:pStyle w:val="SourceCode"/>
+      </w:pPr>
+      <w:r>
+        <w:t xml:space="preserve">    name     VARCHAR(100) NOT NULL,</w:t>
+      </w:r>
+    </w:p>
+    <w:p>
+      <w:pPr>
+        <w:pStyle w:val="SourceCode"/>
+      </w:pPr>
+      <w:r>
+        <w:t xml:space="preserve">    email    VARCHAR(254) NOT NULL UNIQUE,</w:t>
+      </w:r>
+    </w:p>
+    <w:p>
+      <w:pPr>
+        <w:pStyle w:val="SourceCode"/>
+      </w:pPr>
+      <w:r>
+        <w:t xml:space="preserve">    phone    VARCHAR(20)  NULL,</w:t>
+      </w:r>
+    </w:p>
+    <w:p>
+      <w:pPr>
+        <w:pStyle w:val="SourceCode"/>
+      </w:pPr>
+      <w:r>
+        <w:t xml:space="preserve">    group_id INT          NULL,</w:t>
+      </w:r>
+    </w:p>
+    <w:p>
+      <w:pPr>
+        <w:pStyle w:val="SourceCode"/>
+      </w:pPr>
+      <w:r>
+        <w:t xml:space="preserve">    FOREIGN KEY (group_id) REFERENCES contact_groups_assembly (id)</w:t>
+      </w:r>
+    </w:p>
+    <w:p>
+      <w:pPr>
+        <w:pStyle w:val="SourceCode"/>
+      </w:pPr>
+      <w:r>
+        <w:t>) CHARACTER SET utf8mb4;</w:t>
+      </w:r>
+    </w:p>
+    <w:p>
+      <w:pPr>
+        <w:pStyle w:val="SourceCode"/>
+      </w:pPr>
+    </w:p>
+    <w:p>
+      <w:pPr>
+        <w:pStyle w:val="SourceCode"/>
+      </w:pPr>
+      <w:r>
+        <w:t>-- Lesson 4.6's three contacts, ids 1, 2, 3. group_id is left out, so it</w:t>
+      </w:r>
+    </w:p>
+    <w:p>
+      <w:pPr>
+        <w:pStyle w:val="SourceCode"/>
+      </w:pPr>
+      <w:r>
+        <w:t>-- starts as NULL: no contact is in a group yet.</w:t>
+      </w:r>
+    </w:p>
+    <w:p>
+      <w:pPr>
+        <w:pStyle w:val="SourceCode"/>
+      </w:pPr>
+      <w:r>
+        <w:t>INSERT INTO contacts_assembly (name, email, phone)</w:t>
+      </w:r>
+    </w:p>
+    <w:p>
+      <w:pPr>
+        <w:pStyle w:val="SourceCode"/>
+      </w:pPr>
+      <w:r>
+        <w:t xml:space="preserve">    VALUES ('Ada Lovelace', 'ada@example.com', '555-0100');</w:t>
+      </w:r>
+    </w:p>
+    <w:p>
+      <w:pPr>
+        <w:pStyle w:val="SourceCode"/>
+      </w:pPr>
+      <w:r>
+        <w:t>INSERT INTO contacts_assembly (name, email, phone)</w:t>
+      </w:r>
+    </w:p>
+    <w:p>
+      <w:pPr>
+        <w:pStyle w:val="SourceCode"/>
+        <w:keepNext/>
+      </w:pPr>
+      <w:r>
+        <w:t xml:space="preserve">    VALUES ('Grace Hopper', 'grace@example.com', NULL);</w:t>
+      </w:r>
+    </w:p>
+    <w:p>
+      <w:pPr>
+        <w:pStyle w:val="SourceCode"/>
+        <w:keepNext/>
+      </w:pPr>
+      <w:r>
+        <w:t>INSERT INTO contacts_assembly (name, email, phone)</w:t>
+      </w:r>
+    </w:p>
+    <w:p>
+      <w:pPr>
+        <w:pStyle w:val="SourceCode"/>
+      </w:pPr>
+      <w:r>
+        <w:t xml:space="preserve">    VALUES ('Alan Turing', 'alan@example.com', '555-0102');</w:t>
+      </w:r>
+    </w:p>
+    <w:p>
+      <w:pPr>
+        <w:keepNext/>
+      </w:pPr>
+    </w:p>
+    <w:p>
+      <w:pPr>
+        <w:pStyle w:val="Heading3"/>
+      </w:pPr>
+      <w:r>
+        <w:t>sql/reset_contacts_rust.sql</w:t>
+      </w:r>
+    </w:p>
+    <w:p>
+      <w:pPr>
+        <w:pStyle w:val="SourceCode"/>
+        <w:keepNext/>
+      </w:pPr>
+      <w:r>
+        <w:t>-- Lesson 4.11's known state for Rust, used again by Lesson 4.14a. This file</w:t>
+      </w:r>
+    </w:p>
+    <w:p>
+      <w:pPr>
+        <w:pStyle w:val="SourceCode"/>
+        <w:keepNext/>
+      </w:pPr>
+      <w:r>
+        <w:t>-- resets the Rust programs' own two tables, contact_groups_rust and</w:t>
+      </w:r>
+    </w:p>
+    <w:p>
+      <w:pPr>
+        <w:pStyle w:val="SourceCode"/>
+      </w:pPr>
+      <w:r>
+        <w:t>-- contacts_rust: it drops them, with any rows earlier lessons or your own</w:t>
+      </w:r>
+    </w:p>
+    <w:p>
+      <w:pPr>
+        <w:pStyle w:val="SourceCode"/>
+      </w:pPr>
+      <w:r>
+        <w:t>-- experiments left in them, and builds them again: an empty</w:t>
+      </w:r>
+    </w:p>
+    <w:p>
+      <w:pPr>
+        <w:pStyle w:val="SourceCode"/>
+      </w:pPr>
+      <w:r>
+        <w:t>-- contact_groups_rust table, and the contacts_rust table with a group_id</w:t>
+      </w:r>
+    </w:p>
+    <w:p>
+      <w:pPr>
+        <w:pStyle w:val="SourceCode"/>
+      </w:pPr>
+      <w:r>
+        <w:t>-- column and Lesson 4.6's three contacts, none of them in a group yet.</w:t>
+      </w:r>
+    </w:p>
+    <w:p>
+      <w:pPr>
+        <w:pStyle w:val="SourceCode"/>
+      </w:pPr>
+    </w:p>
+    <w:p>
+      <w:pPr>
+        <w:pStyle w:val="SourceCode"/>
+      </w:pPr>
+      <w:r>
+        <w:t>-- Remove the old tables and every row in them (Lesson 4.4). contacts_rust</w:t>
+      </w:r>
+    </w:p>
+    <w:p>
+      <w:pPr>
+        <w:pStyle w:val="SourceCode"/>
+      </w:pPr>
+      <w:r>
+        <w:t>-- goes first: its rows point at contact_groups_rust, and the server refuses</w:t>
+      </w:r>
+    </w:p>
+    <w:p>
+      <w:pPr>
+        <w:pStyle w:val="SourceCode"/>
+      </w:pPr>
+      <w:r>
+        <w:t>-- to drop a table that another table's foreign key still points at. IF</w:t>
+      </w:r>
+    </w:p>
+    <w:p>
+      <w:pPr>
+        <w:pStyle w:val="SourceCode"/>
+      </w:pPr>
+      <w:r>
+        <w:t>-- EXISTS skips a table that is not there yet.</w:t>
+      </w:r>
+    </w:p>
+    <w:p>
+      <w:pPr>
+        <w:pStyle w:val="SourceCode"/>
+      </w:pPr>
+      <w:r>
+        <w:t>DROP TABLE IF EXISTS contacts_rust;</w:t>
+      </w:r>
+    </w:p>
+    <w:p>
+      <w:pPr>
+        <w:pStyle w:val="SourceCode"/>
+      </w:pPr>
+      <w:r>
+        <w:t>DROP TABLE IF EXISTS contact_groups_rust;</w:t>
+      </w:r>
+    </w:p>
+    <w:p>
+      <w:pPr>
+        <w:pStyle w:val="SourceCode"/>
+      </w:pPr>
+    </w:p>
+    <w:p>
+      <w:pPr>
+        <w:pStyle w:val="SourceCode"/>
+      </w:pPr>
+      <w:r>
+        <w:t>-- The groups table: one row per group. id is numbered by the server, like</w:t>
+      </w:r>
+    </w:p>
+    <w:p>
+      <w:pPr>
+        <w:pStyle w:val="SourceCode"/>
+      </w:pPr>
+      <w:r>
+        <w:t>-- the contacts' id (Lesson 4.4), and name is the group's name. UNIQUE</w:t>
+      </w:r>
+    </w:p>
+    <w:p>
+      <w:pPr>
+        <w:pStyle w:val="SourceCode"/>
+      </w:pPr>
+      <w:r>
+        <w:t>-- refuses a second group with the same name, as Lesson 4.4's UNIQUE email</w:t>
+      </w:r>
+    </w:p>
+    <w:p>
+      <w:pPr>
+        <w:pStyle w:val="SourceCode"/>
+      </w:pPr>
+      <w:r>
+        <w:t>-- refuses a second contact with the same email.</w:t>
+      </w:r>
+    </w:p>
+    <w:p>
+      <w:pPr>
+        <w:pStyle w:val="SourceCode"/>
+      </w:pPr>
+      <w:r>
+        <w:t>CREATE TABLE contact_groups_rust (</w:t>
+      </w:r>
+    </w:p>
+    <w:p>
+      <w:pPr>
+        <w:pStyle w:val="SourceCode"/>
+      </w:pPr>
+      <w:r>
+        <w:t xml:space="preserve">    id   INT AUTO_INCREMENT PRIMARY KEY,</w:t>
+      </w:r>
+    </w:p>
+    <w:p>
+      <w:pPr>
+        <w:pStyle w:val="SourceCode"/>
+      </w:pPr>
+      <w:r>
+        <w:t xml:space="preserve">    name VARCHAR(50) NOT NULL UNIQUE</w:t>
+      </w:r>
+    </w:p>
+    <w:p>
+      <w:pPr>
+        <w:pStyle w:val="SourceCode"/>
+      </w:pPr>
+      <w:r>
+        <w:t>) CHARACTER SET utf8mb4;</w:t>
+      </w:r>
+    </w:p>
+    <w:p>
+      <w:pPr>
+        <w:pStyle w:val="SourceCode"/>
+      </w:pPr>
+    </w:p>
+    <w:p>
+      <w:pPr>
+        <w:pStyle w:val="SourceCode"/>
+      </w:pPr>
+      <w:r>
+        <w:t>-- Lesson 4.4's contacts table, with one new column at the end. group_id</w:t>
+      </w:r>
+    </w:p>
+    <w:p>
+      <w:pPr>
+        <w:pStyle w:val="SourceCode"/>
+      </w:pPr>
+      <w:r>
+        <w:t>-- holds the id of the contact's group, or NULL for no group. FOREIGN KEY</w:t>
+      </w:r>
+    </w:p>
+    <w:p>
+      <w:pPr>
+        <w:pStyle w:val="SourceCode"/>
+      </w:pPr>
+      <w:r>
+        <w:t>-- makes the server check every value: group_id must be NULL or an id that</w:t>
+      </w:r>
+    </w:p>
+    <w:p>
+      <w:pPr>
+        <w:pStyle w:val="SourceCode"/>
+      </w:pPr>
+      <w:r>
+        <w:t>-- contact_groups_rust really has. contact_groups_rust is created first,</w:t>
       </w:r>
     </w:p>
     <w:p>
@@ -2008,7 +2418,7 @@
         <w:pStyle w:val="SourceCode"/>
       </w:pPr>
       <w:r>
-        <w:t>CREATE TABLE contacts (</w:t>
+        <w:t>CREATE TABLE contacts_rust (</w:t>
       </w:r>
     </w:p>
     <w:p>
@@ -2056,7 +2466,7 @@
         <w:pStyle w:val="SourceCode"/>
       </w:pPr>
       <w:r>
-        <w:t xml:space="preserve">    FOREIGN KEY (group_id) REFERENCES contact_groups (id)</w:t>
+        <w:t xml:space="preserve">    FOREIGN KEY (group_id) REFERENCES contact_groups_rust (id)</w:t>
       </w:r>
     </w:p>
     <w:p>
@@ -2093,7 +2503,7 @@
         <w:pStyle w:val="SourceCode"/>
       </w:pPr>
       <w:r>
-        <w:t>INSERT INTO contacts (name, email, phone)</w:t>
+        <w:t>INSERT INTO contacts_rust (name, email, phone)</w:t>
       </w:r>
     </w:p>
     <w:p>
@@ -2109,7 +2519,7 @@
         <w:pStyle w:val="SourceCode"/>
       </w:pPr>
       <w:r>
-        <w:t>INSERT INTO contacts (name, email, phone)</w:t>
+        <w:t>INSERT INTO contacts_rust (name, email, phone)</w:t>
       </w:r>
     </w:p>
     <w:p>
@@ -2127,7 +2537,7 @@
         <w:keepNext/>
       </w:pPr>
       <w:r>
-        <w:t>INSERT INTO contacts (name, email, phone)</w:t>
+        <w:t>INSERT INTO contacts_rust (name, email, phone)</w:t>
       </w:r>
     </w:p>
     <w:p>
@@ -2144,20 +2554,396 @@
       </w:pPr>
     </w:p>
     <w:p>
-      <w:r>
-        <w:t>The first client command is Lesson 4.2's CREATE DATABASE IF NOT EXISTS spa_contacts, so this lesson works even if you start here. The second runs the file with source, the mysql client's own command, which it accepts from -e only with --commands; on Linux or macOS, &lt; sends the file to the client instead (Lesson 4.6). The third shows the contacts table. Remember, MYSQL_PWD lasts only until the block's last line, -D names the database, and -t prints the answer as a table.</w:t>
-      </w:r>
-    </w:p>
-    <w:p>
-      <w:pPr>
-        <w:keepNext/>
-      </w:pPr>
-    </w:p>
-    <w:p>
       <w:pPr>
         <w:pStyle w:val="Heading3"/>
       </w:pPr>
       <w:r>
+        <w:t>sql/reset_contacts_erlang.sql</w:t>
+      </w:r>
+    </w:p>
+    <w:p>
+      <w:pPr>
+        <w:pStyle w:val="SourceCode"/>
+        <w:keepNext/>
+      </w:pPr>
+      <w:r>
+        <w:t>-- Lesson 4.11's known state for Erlang, used again by Lesson 4.14a. This</w:t>
+      </w:r>
+    </w:p>
+    <w:p>
+      <w:pPr>
+        <w:pStyle w:val="SourceCode"/>
+        <w:keepNext/>
+      </w:pPr>
+      <w:r>
+        <w:t>-- file resets the Erlang programs' own two tables, contact_groups_erlang</w:t>
+      </w:r>
+    </w:p>
+    <w:p>
+      <w:pPr>
+        <w:pStyle w:val="SourceCode"/>
+      </w:pPr>
+      <w:r>
+        <w:t>-- and contacts_erlang: it drops them, with any rows earlier lessons or your</w:t>
+      </w:r>
+    </w:p>
+    <w:p>
+      <w:pPr>
+        <w:pStyle w:val="SourceCode"/>
+      </w:pPr>
+      <w:r>
+        <w:t>-- own experiments left in them, and builds them again: an empty</w:t>
+      </w:r>
+    </w:p>
+    <w:p>
+      <w:pPr>
+        <w:pStyle w:val="SourceCode"/>
+      </w:pPr>
+      <w:r>
+        <w:t>-- contact_groups_erlang table, and the contacts_erlang table with a</w:t>
+      </w:r>
+    </w:p>
+    <w:p>
+      <w:pPr>
+        <w:pStyle w:val="SourceCode"/>
+      </w:pPr>
+      <w:r>
+        <w:t>-- group_id column and Lesson 4.6's three contacts, none of them in a group</w:t>
+      </w:r>
+    </w:p>
+    <w:p>
+      <w:pPr>
+        <w:pStyle w:val="SourceCode"/>
+      </w:pPr>
+      <w:r>
+        <w:t>-- yet.</w:t>
+      </w:r>
+    </w:p>
+    <w:p>
+      <w:pPr>
+        <w:pStyle w:val="SourceCode"/>
+      </w:pPr>
+    </w:p>
+    <w:p>
+      <w:pPr>
+        <w:pStyle w:val="SourceCode"/>
+      </w:pPr>
+      <w:r>
+        <w:t>-- Remove the old tables and every row in them (Lesson 4.4). contacts_erlang</w:t>
+      </w:r>
+    </w:p>
+    <w:p>
+      <w:pPr>
+        <w:pStyle w:val="SourceCode"/>
+      </w:pPr>
+      <w:r>
+        <w:t>-- goes first: its rows point at contact_groups_erlang, and the server</w:t>
+      </w:r>
+    </w:p>
+    <w:p>
+      <w:pPr>
+        <w:pStyle w:val="SourceCode"/>
+      </w:pPr>
+      <w:r>
+        <w:t>-- refuses to drop a table that another table's foreign key still points at.</w:t>
+      </w:r>
+    </w:p>
+    <w:p>
+      <w:pPr>
+        <w:pStyle w:val="SourceCode"/>
+      </w:pPr>
+      <w:r>
+        <w:t>-- IF EXISTS skips a table that is not there yet.</w:t>
+      </w:r>
+    </w:p>
+    <w:p>
+      <w:pPr>
+        <w:pStyle w:val="SourceCode"/>
+      </w:pPr>
+      <w:r>
+        <w:t>DROP TABLE IF EXISTS contacts_erlang;</w:t>
+      </w:r>
+    </w:p>
+    <w:p>
+      <w:pPr>
+        <w:pStyle w:val="SourceCode"/>
+      </w:pPr>
+      <w:r>
+        <w:t>DROP TABLE IF EXISTS contact_groups_erlang;</w:t>
+      </w:r>
+    </w:p>
+    <w:p>
+      <w:pPr>
+        <w:pStyle w:val="SourceCode"/>
+      </w:pPr>
+    </w:p>
+    <w:p>
+      <w:pPr>
+        <w:pStyle w:val="SourceCode"/>
+      </w:pPr>
+      <w:r>
+        <w:t>-- The groups table: one row per group. id is numbered by the server, like</w:t>
+      </w:r>
+    </w:p>
+    <w:p>
+      <w:pPr>
+        <w:pStyle w:val="SourceCode"/>
+      </w:pPr>
+      <w:r>
+        <w:t>-- the contacts' id (Lesson 4.4), and name is the group's name. UNIQUE</w:t>
+      </w:r>
+    </w:p>
+    <w:p>
+      <w:pPr>
+        <w:pStyle w:val="SourceCode"/>
+      </w:pPr>
+      <w:r>
+        <w:t>-- refuses a second group with the same name, as Lesson 4.4's UNIQUE email</w:t>
+      </w:r>
+    </w:p>
+    <w:p>
+      <w:pPr>
+        <w:pStyle w:val="SourceCode"/>
+      </w:pPr>
+      <w:r>
+        <w:t>-- refuses a second contact with the same email.</w:t>
+      </w:r>
+    </w:p>
+    <w:p>
+      <w:pPr>
+        <w:pStyle w:val="SourceCode"/>
+      </w:pPr>
+      <w:r>
+        <w:t>CREATE TABLE contact_groups_erlang (</w:t>
+      </w:r>
+    </w:p>
+    <w:p>
+      <w:pPr>
+        <w:pStyle w:val="SourceCode"/>
+      </w:pPr>
+      <w:r>
+        <w:t xml:space="preserve">    id   INT AUTO_INCREMENT PRIMARY KEY,</w:t>
+      </w:r>
+    </w:p>
+    <w:p>
+      <w:pPr>
+        <w:pStyle w:val="SourceCode"/>
+      </w:pPr>
+      <w:r>
+        <w:t xml:space="preserve">    name VARCHAR(50) NOT NULL UNIQUE</w:t>
+      </w:r>
+    </w:p>
+    <w:p>
+      <w:pPr>
+        <w:pStyle w:val="SourceCode"/>
+      </w:pPr>
+      <w:r>
+        <w:t>) CHARACTER SET utf8mb4;</w:t>
+      </w:r>
+    </w:p>
+    <w:p>
+      <w:pPr>
+        <w:pStyle w:val="SourceCode"/>
+      </w:pPr>
+    </w:p>
+    <w:p>
+      <w:pPr>
+        <w:pStyle w:val="SourceCode"/>
+      </w:pPr>
+      <w:r>
+        <w:t>-- Lesson 4.4's contacts table, with one new column at the end. group_id</w:t>
+      </w:r>
+    </w:p>
+    <w:p>
+      <w:pPr>
+        <w:pStyle w:val="SourceCode"/>
+      </w:pPr>
+      <w:r>
+        <w:t>-- holds the id of the contact's group, or NULL for no group. FOREIGN KEY</w:t>
+      </w:r>
+    </w:p>
+    <w:p>
+      <w:pPr>
+        <w:pStyle w:val="SourceCode"/>
+      </w:pPr>
+      <w:r>
+        <w:t>-- makes the server check every value: group_id must be NULL or an id that</w:t>
+      </w:r>
+    </w:p>
+    <w:p>
+      <w:pPr>
+        <w:pStyle w:val="SourceCode"/>
+      </w:pPr>
+      <w:r>
+        <w:t>-- contact_groups_erlang really has. contact_groups_erlang is created first,</w:t>
+      </w:r>
+    </w:p>
+    <w:p>
+      <w:pPr>
+        <w:pStyle w:val="SourceCode"/>
+      </w:pPr>
+      <w:r>
+        <w:t>-- because the foreign key must name a table that already exists.</w:t>
+      </w:r>
+    </w:p>
+    <w:p>
+      <w:pPr>
+        <w:pStyle w:val="SourceCode"/>
+      </w:pPr>
+      <w:r>
+        <w:t>CREATE TABLE contacts_erlang (</w:t>
+      </w:r>
+    </w:p>
+    <w:p>
+      <w:pPr>
+        <w:pStyle w:val="SourceCode"/>
+      </w:pPr>
+      <w:r>
+        <w:t xml:space="preserve">    id       INT AUTO_INCREMENT PRIMARY KEY,</w:t>
+      </w:r>
+    </w:p>
+    <w:p>
+      <w:pPr>
+        <w:pStyle w:val="SourceCode"/>
+      </w:pPr>
+      <w:r>
+        <w:t xml:space="preserve">    name     VARCHAR(100) NOT NULL,</w:t>
+      </w:r>
+    </w:p>
+    <w:p>
+      <w:pPr>
+        <w:pStyle w:val="SourceCode"/>
+      </w:pPr>
+      <w:r>
+        <w:t xml:space="preserve">    email    VARCHAR(254) NOT NULL UNIQUE,</w:t>
+      </w:r>
+    </w:p>
+    <w:p>
+      <w:pPr>
+        <w:pStyle w:val="SourceCode"/>
+      </w:pPr>
+      <w:r>
+        <w:t xml:space="preserve">    phone    VARCHAR(20)  NULL,</w:t>
+      </w:r>
+    </w:p>
+    <w:p>
+      <w:pPr>
+        <w:pStyle w:val="SourceCode"/>
+      </w:pPr>
+      <w:r>
+        <w:t xml:space="preserve">    group_id INT          NULL,</w:t>
+      </w:r>
+    </w:p>
+    <w:p>
+      <w:pPr>
+        <w:pStyle w:val="SourceCode"/>
+      </w:pPr>
+      <w:r>
+        <w:t xml:space="preserve">    FOREIGN KEY (group_id) REFERENCES contact_groups_erlang (id)</w:t>
+      </w:r>
+    </w:p>
+    <w:p>
+      <w:pPr>
+        <w:pStyle w:val="SourceCode"/>
+      </w:pPr>
+      <w:r>
+        <w:t>) CHARACTER SET utf8mb4;</w:t>
+      </w:r>
+    </w:p>
+    <w:p>
+      <w:pPr>
+        <w:pStyle w:val="SourceCode"/>
+      </w:pPr>
+    </w:p>
+    <w:p>
+      <w:pPr>
+        <w:pStyle w:val="SourceCode"/>
+      </w:pPr>
+      <w:r>
+        <w:t>-- Lesson 4.6's three contacts, ids 1, 2, 3. group_id is left out, so it</w:t>
+      </w:r>
+    </w:p>
+    <w:p>
+      <w:pPr>
+        <w:pStyle w:val="SourceCode"/>
+      </w:pPr>
+      <w:r>
+        <w:t>-- starts as NULL: no contact is in a group yet.</w:t>
+      </w:r>
+    </w:p>
+    <w:p>
+      <w:pPr>
+        <w:pStyle w:val="SourceCode"/>
+      </w:pPr>
+      <w:r>
+        <w:t>INSERT INTO contacts_erlang (name, email, phone)</w:t>
+      </w:r>
+    </w:p>
+    <w:p>
+      <w:pPr>
+        <w:pStyle w:val="SourceCode"/>
+      </w:pPr>
+      <w:r>
+        <w:t xml:space="preserve">    VALUES ('Ada Lovelace', 'ada@example.com', '555-0100');</w:t>
+      </w:r>
+    </w:p>
+    <w:p>
+      <w:pPr>
+        <w:pStyle w:val="SourceCode"/>
+      </w:pPr>
+      <w:r>
+        <w:t>INSERT INTO contacts_erlang (name, email, phone)</w:t>
+      </w:r>
+    </w:p>
+    <w:p>
+      <w:pPr>
+        <w:pStyle w:val="SourceCode"/>
+        <w:keepNext/>
+      </w:pPr>
+      <w:r>
+        <w:t xml:space="preserve">    VALUES ('Grace Hopper', 'grace@example.com', NULL);</w:t>
+      </w:r>
+    </w:p>
+    <w:p>
+      <w:pPr>
+        <w:pStyle w:val="SourceCode"/>
+        <w:keepNext/>
+      </w:pPr>
+      <w:r>
+        <w:t>INSERT INTO contacts_erlang (name, email, phone)</w:t>
+      </w:r>
+    </w:p>
+    <w:p>
+      <w:pPr>
+        <w:pStyle w:val="SourceCode"/>
+      </w:pPr>
+      <w:r>
+        <w:t xml:space="preserve">    VALUES ('Alan Turing', 'alan@example.com', '555-0102');</w:t>
+      </w:r>
+    </w:p>
+    <w:p>
+      <w:pPr>
+        <w:keepNext/>
+      </w:pPr>
+    </w:p>
+    <w:p>
+      <w:r>
+        <w:t>The first client command is Lesson 4.2's CREATE DATABASE IF NOT EXISTS spa_contacts, so this lesson works even if you start here. The next three run the files, one per language, with source, the mysql client's own command, which it accepts from -e only with --commands; on Linux or macOS, &lt; sends the file to the client instead (Lesson 4.6). The last shows the Assembly programs' table, contacts_assembly; put your language's table in its place to see that one, which holds the same rows. Remember, MYSQL_PWD las</w:t>
+      </w:r>
+      <w:r>
+        <w:t>ts only until the block's last line, -D names the database, and -t prints the answer as a table.</w:t>
+      </w:r>
+    </w:p>
+    <w:p>
+      <w:pPr>
+        <w:keepNext/>
+      </w:pPr>
+    </w:p>
+    <w:p>
+      <w:pPr>
+        <w:pStyle w:val="Heading3"/>
+      </w:pPr>
+      <w:r>
         <w:t>Windows PowerShell Data Reset</w:t>
       </w:r>
     </w:p>
@@ -2212,7 +2998,7 @@
         <w:keepNext/>
       </w:pPr>
       <w:r>
-        <w:t xml:space="preserve">    -e "source ./sql/reset_contacts.sql"</w:t>
+        <w:t xml:space="preserve">    -e "source ./sql/reset_contacts_assembly.sql"</w:t>
       </w:r>
     </w:p>
     <w:p>
@@ -2221,7 +3007,7 @@
         <w:keepNext/>
       </w:pPr>
       <w:r>
-        <w:t>&amp; $mysql -u devuser -h 127.0.0.1 -P 3306 -D spa_contacts -t `</w:t>
+        <w:t>&amp; $mysql -u devuser -h 127.0.0.1 -P 3306 -D spa_contacts --commands `</w:t>
       </w:r>
     </w:p>
     <w:p>
@@ -2230,12 +3016,48 @@
         <w:keepNext/>
       </w:pPr>
       <w:r>
-        <w:t xml:space="preserve">    -e "SELECT id, name, email, phone, group_id FROM contacts ORDER BY id"</w:t>
+        <w:t xml:space="preserve">    -e "source ./sql/reset_contacts_rust.sql"</w:t>
       </w:r>
     </w:p>
     <w:p>
       <w:pPr>
         <w:pStyle w:val="CommandBlock"/>
+        <w:keepNext/>
+      </w:pPr>
+      <w:r>
+        <w:t>&amp; $mysql -u devuser -h 127.0.0.1 -P 3306 -D spa_contacts --commands `</w:t>
+      </w:r>
+    </w:p>
+    <w:p>
+      <w:pPr>
+        <w:pStyle w:val="CommandBlock"/>
+        <w:keepNext/>
+      </w:pPr>
+      <w:r>
+        <w:t xml:space="preserve">    -e "source ./sql/reset_contacts_erlang.sql"</w:t>
+      </w:r>
+    </w:p>
+    <w:p>
+      <w:pPr>
+        <w:pStyle w:val="CommandBlock"/>
+        <w:keepNext/>
+      </w:pPr>
+      <w:r>
+        <w:t>&amp; $mysql -u devuser -h 127.0.0.1 -P 3306 -D spa_contacts -t -e `</w:t>
+      </w:r>
+    </w:p>
+    <w:p>
+      <w:pPr>
+        <w:pStyle w:val="CommandBlock"/>
+        <w:keepNext/>
+      </w:pPr>
+      <w:r>
+        <w:t xml:space="preserve">    "SELECT id, name, email, phone, group_id FROM contacts_assembly ORDER BY id"</w:t>
+      </w:r>
+    </w:p>
+    <w:p>
+      <w:pPr>
+        <w:pStyle w:val="CommandBlock"/>
       </w:pPr>
       <w:r>
         <w:t>Remove-Item Env:MYSQL_PWD</w:t>
@@ -2287,7 +3109,7 @@
         <w:keepNext/>
       </w:pPr>
       <w:r>
-        <w:t>mysql -u devuser -h 127.0.0.1 -P 3306 -D spa_contacts &lt; ./sql/reset_contacts.sql</w:t>
+        <w:t>mysql -u devuser -h 127.0.0.1 -P 3306 -D spa_contacts \</w:t>
       </w:r>
     </w:p>
     <w:p>
@@ -2296,7 +3118,7 @@
         <w:keepNext/>
       </w:pPr>
       <w:r>
-        <w:t>mysql -u devuser -h 127.0.0.1 -P 3306 -D spa_contacts -t \</w:t>
+        <w:t xml:space="preserve">    &lt; ./sql/reset_contacts_assembly.sql</w:t>
       </w:r>
     </w:p>
     <w:p>
@@ -2305,12 +3127,57 @@
         <w:keepNext/>
       </w:pPr>
       <w:r>
-        <w:t xml:space="preserve">    -e "SELECT id, name, email, phone, group_id FROM contacts ORDER BY id"</w:t>
+        <w:t>mysql -u devuser -h 127.0.0.1 -P 3306 -D spa_contacts \</w:t>
       </w:r>
     </w:p>
     <w:p>
       <w:pPr>
         <w:pStyle w:val="CommandBlock"/>
+        <w:keepNext/>
+      </w:pPr>
+      <w:r>
+        <w:t xml:space="preserve">    &lt; ./sql/reset_contacts_rust.sql</w:t>
+      </w:r>
+    </w:p>
+    <w:p>
+      <w:pPr>
+        <w:pStyle w:val="CommandBlock"/>
+        <w:keepNext/>
+      </w:pPr>
+      <w:r>
+        <w:t>mysql -u devuser -h 127.0.0.1 -P 3306 -D spa_contacts \</w:t>
+      </w:r>
+    </w:p>
+    <w:p>
+      <w:pPr>
+        <w:pStyle w:val="CommandBlock"/>
+        <w:keepNext/>
+      </w:pPr>
+      <w:r>
+        <w:t xml:space="preserve">    &lt; ./sql/reset_contacts_erlang.sql</w:t>
+      </w:r>
+    </w:p>
+    <w:p>
+      <w:pPr>
+        <w:pStyle w:val="CommandBlock"/>
+        <w:keepNext/>
+      </w:pPr>
+      <w:r>
+        <w:t>mysql -u devuser -h 127.0.0.1 -P 3306 -D spa_contacts -t -e \</w:t>
+      </w:r>
+    </w:p>
+    <w:p>
+      <w:pPr>
+        <w:pStyle w:val="CommandBlock"/>
+        <w:keepNext/>
+      </w:pPr>
+      <w:r>
+        <w:t xml:space="preserve">    "SELECT id, name, email, phone, group_id FROM contacts_assembly ORDER BY id"</w:t>
+      </w:r>
+    </w:p>
+    <w:p>
+      <w:pPr>
+        <w:pStyle w:val="CommandBlock"/>
       </w:pPr>
       <w:r>
         <w:t>unset MYSQL_PWD</w:t>
@@ -2326,7 +3193,7 @@
         <w:keepNext/>
       </w:pPr>
       <w:r>
-        <w:t>The first two commands print nothing. The query prints exactly this table, the state every program starts from:</w:t>
+        <w:t>The first four commands print nothing. The query prints exactly this table, the state every program starts from:</w:t>
       </w:r>
     </w:p>
     <w:p>
@@ -2406,7 +3273,7 @@
         <w:pStyle w:val="ListBullet"/>
       </w:pPr>
       <w:r>
-        <w:t>Three contacts, every group_id NULL, and no groups.</w:t>
+        <w:t>Three contacts, every group_id NULL, and no groups, in each language's tables.</w:t>
       </w:r>
     </w:p>
     <w:p>
@@ -2586,7 +3453,7 @@
         <w:pStyle w:val="ListBullet"/>
       </w:pPr>
       <w:r>
-        <w:t>Error: Unknown database 'spa_contacts' (error 1049), or Error: Table 'spa_contacts.contacts' doesn't exist (error 1146): this lesson's Data Reset has not run yet. Run it. These are the fallback at work: the programs do not expect those numbers, so they print the server's message.</w:t>
+        <w:t>Error: Unknown database 'spa_contacts' (error 1049), or Error: Table 'spa_contacts.contacts_assembly' doesn't exist (error 1146; your language's table in place of contacts_assembly): this lesson's Data Reset has not run yet. Run it. These are the fallback at work: the programs do not expect those numbers, so they print the server's message.</w:t>
       </w:r>
     </w:p>
     <w:p>
@@ -2594,7 +3461,7 @@
         <w:pStyle w:val="ListBullet"/>
       </w:pPr>
       <w:r>
-        <w:t>Error: Unknown column 'group_id' in 'field list' (error 1054): the contacts table is an earlier lesson's, without group_id, because another lesson's reset ran last. Run this lesson's Data Reset.</w:t>
+        <w:t>Error: Unknown column 'group_id' in 'field list' (error 1054): your language's contacts table is an earlier lesson's, without group_id, because another lesson's reset ran last. Run this lesson's Data Reset.</w:t>
       </w:r>
     </w:p>
     <w:p>
@@ -3115,23 +3982,39 @@
         <w:pStyle w:val="SourceCode"/>
       </w:pPr>
       <w:r>
-        <w:t xml:space="preserve">    insert_contact_sql db "INSERT INTO contacts (name, email) VALUES (?, ?)", 0</w:t>
-      </w:r>
-    </w:p>
-    <w:p>
-      <w:pPr>
-        <w:pStyle w:val="SourceCode"/>
-      </w:pPr>
-      <w:r>
-        <w:t xml:space="preserve">    assign_group_sql db "UPDATE contacts SET group_id = ? WHERE id = ?", 0</w:t>
-      </w:r>
-    </w:p>
-    <w:p>
-      <w:pPr>
-        <w:pStyle w:val="SourceCode"/>
-      </w:pPr>
-      <w:r>
-        <w:t xml:space="preserve">    broken_count_sql db "SELEC COUNT(*) AS total FROM contacts", 0</w:t>
+        <w:t xml:space="preserve">    insert_contact_sql db "INSERT INTO contacts_assembly (name, email) "</w:t>
+      </w:r>
+    </w:p>
+    <w:p>
+      <w:pPr>
+        <w:pStyle w:val="SourceCode"/>
+      </w:pPr>
+      <w:r>
+        <w:t xml:space="preserve">                       db "VALUES (?, ?)", 0</w:t>
+      </w:r>
+    </w:p>
+    <w:p>
+      <w:pPr>
+        <w:pStyle w:val="SourceCode"/>
+      </w:pPr>
+      <w:r>
+        <w:t xml:space="preserve">    assign_group_sql db "UPDATE contacts_assembly SET group_id = ? "</w:t>
+      </w:r>
+    </w:p>
+    <w:p>
+      <w:pPr>
+        <w:pStyle w:val="SourceCode"/>
+      </w:pPr>
+      <w:r>
+        <w:t xml:space="preserve">                     db "WHERE id = ?", 0</w:t>
+      </w:r>
+    </w:p>
+    <w:p>
+      <w:pPr>
+        <w:pStyle w:val="SourceCode"/>
+      </w:pPr>
+      <w:r>
+        <w:t xml:space="preserve">    broken_count_sql db "SELEC COUNT(*) AS total FROM contacts_assembly", 0</w:t>
       </w:r>
     </w:p>
     <w:p>
@@ -5502,7 +6385,7 @@
         <w:keepNext/>
       </w:pPr>
       <w:r>
-        <w:t>Run the block from the lesson-4.14-extended folder, in a terminal that has SPA_DB_PASSWORD. The block runs the Data Reset's file again just before the program, so the table holds exactly the reset's three contacts, and shows the exit code after it.</w:t>
+        <w:t>Run the block from the lesson-4.14-extended folder, in a terminal that has SPA_DB_PASSWORD. The block runs Assembly's own reset file, sql/reset_contacts_assembly.sql, again just before the program, so contacts_assembly holds exactly the reset's three contacts and contact_groups_assembly is empty, and shows the exit code after it. Remember, each language has its own tables and its own reset file; the Assembly programs use contacts_assembly and contact_groups_assembly, and never touch another language's rows.</w:t>
       </w:r>
     </w:p>
     <w:p>
@@ -5588,7 +6471,7 @@
         <w:keepNext/>
       </w:pPr>
       <w:r>
-        <w:t xml:space="preserve">    -e "source ./sql/reset_contacts.sql"</w:t>
+        <w:t xml:space="preserve">    -e "source ./sql/reset_contacts_assembly.sql"</w:t>
       </w:r>
     </w:p>
     <w:p>
@@ -6437,39 +7320,55 @@
         <w:pStyle w:val="SourceCode"/>
       </w:pPr>
       <w:r>
-        <w:t xml:space="preserve">    insert_contact_sql db "INSERT INTO contacts (name, email) VALUES (?, ?)", 0</w:t>
-      </w:r>
-    </w:p>
-    <w:p>
-      <w:pPr>
-        <w:pStyle w:val="SourceCode"/>
-      </w:pPr>
-      <w:r>
-        <w:t xml:space="preserve">    assign_group_sql db "UPDATE contacts SET group_id = ? WHERE id = ?", 0</w:t>
-      </w:r>
-    </w:p>
-    <w:p>
-      <w:pPr>
-        <w:pStyle w:val="SourceCode"/>
-      </w:pPr>
-      <w:r>
-        <w:t xml:space="preserve">    delete_contact_sql db "DELETE FROM contacts WHERE id = ?", 0</w:t>
-      </w:r>
-    </w:p>
-    <w:p>
-      <w:pPr>
-        <w:pStyle w:val="SourceCode"/>
-      </w:pPr>
-      <w:r>
-        <w:t xml:space="preserve">    count_contacts_sql db "SELECT COUNT(*) AS total FROM contacts", 0</w:t>
-      </w:r>
-    </w:p>
-    <w:p>
-      <w:pPr>
-        <w:pStyle w:val="SourceCode"/>
-      </w:pPr>
-      <w:r>
-        <w:t xml:space="preserve">    broken_count_sql db "SELEC COUNT(*) AS total FROM contacts", 0</w:t>
+        <w:t xml:space="preserve">    insert_contact_sql db "INSERT INTO contacts_assembly (name, email) "</w:t>
+      </w:r>
+    </w:p>
+    <w:p>
+      <w:pPr>
+        <w:pStyle w:val="SourceCode"/>
+      </w:pPr>
+      <w:r>
+        <w:t xml:space="preserve">                       db "VALUES (?, ?)", 0</w:t>
+      </w:r>
+    </w:p>
+    <w:p>
+      <w:pPr>
+        <w:pStyle w:val="SourceCode"/>
+      </w:pPr>
+      <w:r>
+        <w:t xml:space="preserve">    assign_group_sql db "UPDATE contacts_assembly SET group_id = ? "</w:t>
+      </w:r>
+    </w:p>
+    <w:p>
+      <w:pPr>
+        <w:pStyle w:val="SourceCode"/>
+      </w:pPr>
+      <w:r>
+        <w:t xml:space="preserve">                     db "WHERE id = ?", 0</w:t>
+      </w:r>
+    </w:p>
+    <w:p>
+      <w:pPr>
+        <w:pStyle w:val="SourceCode"/>
+      </w:pPr>
+      <w:r>
+        <w:t xml:space="preserve">    delete_contact_sql db "DELETE FROM contacts_assembly WHERE id = ?", 0</w:t>
+      </w:r>
+    </w:p>
+    <w:p>
+      <w:pPr>
+        <w:pStyle w:val="SourceCode"/>
+      </w:pPr>
+      <w:r>
+        <w:t xml:space="preserve">    count_contacts_sql db "SELECT COUNT(*) AS total FROM contacts_assembly", 0</w:t>
+      </w:r>
+    </w:p>
+    <w:p>
+      <w:pPr>
+        <w:pStyle w:val="SourceCode"/>
+      </w:pPr>
+      <w:r>
+        <w:t xml:space="preserve">    broken_count_sql db "SELEC COUNT(*) AS total FROM contacts_assembly", 0</w:t>
       </w:r>
     </w:p>
     <w:p>
@@ -12164,7 +13063,7 @@
         <w:keepNext/>
       </w:pPr>
       <w:r>
-        <w:t>The block resets the tables, runs the program once, then shows its exit code.</w:t>
+        <w:t>The block resets Assembly's own tables with its reset file, runs the program once, then shows its exit code.</w:t>
       </w:r>
     </w:p>
     <w:p>
@@ -12250,7 +13149,7 @@
         <w:keepNext/>
       </w:pPr>
       <w:r>
-        <w:t xml:space="preserve">    -e "source ./sql/reset_contacts.sql"</w:t>
+        <w:t xml:space="preserve">    -e "source ./sql/reset_contacts_assembly.sql"</w:t>
       </w:r>
     </w:p>
     <w:p>
@@ -12957,23 +13856,31 @@
         <w:pStyle w:val="SourceCode"/>
       </w:pPr>
       <w:r>
-        <w:t>const INSERT_CONTACT: &amp;str = "INSERT INTO contacts (name, email) VALUES (?, ?)";</w:t>
-      </w:r>
-    </w:p>
-    <w:p>
-      <w:pPr>
-        <w:pStyle w:val="SourceCode"/>
-      </w:pPr>
-      <w:r>
-        <w:t>const ASSIGN_GROUP: &amp;str = "UPDATE contacts SET group_id = ? WHERE id = ?";</w:t>
-      </w:r>
-    </w:p>
-    <w:p>
-      <w:pPr>
-        <w:pStyle w:val="SourceCode"/>
-      </w:pPr>
-      <w:r>
-        <w:t>const BROKEN_COUNT: &amp;str = "SELEC COUNT(*) AS total FROM contacts";</w:t>
+        <w:t>const INSERT_CONTACT: &amp;str =</w:t>
+      </w:r>
+    </w:p>
+    <w:p>
+      <w:pPr>
+        <w:pStyle w:val="SourceCode"/>
+      </w:pPr>
+      <w:r>
+        <w:t xml:space="preserve">    "INSERT INTO contacts_rust (name, email) VALUES (?, ?)";</w:t>
+      </w:r>
+    </w:p>
+    <w:p>
+      <w:pPr>
+        <w:pStyle w:val="SourceCode"/>
+      </w:pPr>
+      <w:r>
+        <w:t>const ASSIGN_GROUP: &amp;str = "UPDATE contacts_rust SET group_id = ? WHERE id = ?";</w:t>
+      </w:r>
+    </w:p>
+    <w:p>
+      <w:pPr>
+        <w:pStyle w:val="SourceCode"/>
+      </w:pPr>
+      <w:r>
+        <w:t>const BROKEN_COUNT: &amp;str = "SELEC COUNT(*) AS total FROM contacts_rust";</w:t>
       </w:r>
     </w:p>
     <w:p>
@@ -14004,7 +14911,7 @@
         <w:keepNext/>
       </w:pPr>
       <w:r>
-        <w:t>Run the block from the lesson-4.14-extended folder, in a terminal that has SPA_DB_PASSWORD. The block runs the Data Reset's file again just before the program, so the table holds exactly the reset's three contacts, and shows the exit code after it.</w:t>
+        <w:t>Run the block from the lesson-4.14-extended folder, in a terminal that has SPA_DB_PASSWORD. The block runs Rust's own reset file, sql/reset_contacts_rust.sql, again just before the program, so contacts_rust holds exactly the reset's three contacts and contact_groups_rust is empty, and shows the exit code after it. Remember, each language has its own tables and its own reset file; the Rust programs use contacts_rust and contact_groups_rust, and never touch another language's rows.</w:t>
       </w:r>
     </w:p>
     <w:p>
@@ -14054,7 +14961,7 @@
         <w:keepNext/>
       </w:pPr>
       <w:r>
-        <w:t xml:space="preserve">    -e "source ./sql/reset_contacts.sql"</w:t>
+        <w:t xml:space="preserve">    -e "source ./sql/reset_contacts_rust.sql"</w:t>
       </w:r>
     </w:p>
     <w:p>
@@ -14120,7 +15027,7 @@
         <w:keepNext/>
       </w:pPr>
       <w:r>
-        <w:t>mysql -u devuser -h 127.0.0.1 -P 3306 -D spa_contacts &lt; ./sql/reset_contacts.sql</w:t>
+        <w:t>mysql -u devuser -h 127.0.0.1 -P 3306 -D spa_contacts \</w:t>
       </w:r>
     </w:p>
     <w:p>
@@ -14129,6 +15036,15 @@
         <w:keepNext/>
       </w:pPr>
       <w:r>
+        <w:t xml:space="preserve">    &lt; ./sql/reset_contacts_rust.sql</w:t>
+      </w:r>
+    </w:p>
+    <w:p>
+      <w:pPr>
+        <w:pStyle w:val="CommandBlock"/>
+        <w:keepNext/>
+      </w:pPr>
+      <w:r>
         <w:t>unset MYSQL_PWD</w:t>
       </w:r>
     </w:p>
@@ -14746,39 +15662,47 @@
         <w:pStyle w:val="SourceCode"/>
       </w:pPr>
       <w:r>
-        <w:t>const INSERT_CONTACT: &amp;str = "INSERT INTO contacts (name, email) VALUES (?, ?)";</w:t>
-      </w:r>
-    </w:p>
-    <w:p>
-      <w:pPr>
-        <w:pStyle w:val="SourceCode"/>
-      </w:pPr>
-      <w:r>
-        <w:t>const ASSIGN_GROUP: &amp;str = "UPDATE contacts SET group_id = ? WHERE id = ?";</w:t>
-      </w:r>
-    </w:p>
-    <w:p>
-      <w:pPr>
-        <w:pStyle w:val="SourceCode"/>
-      </w:pPr>
-      <w:r>
-        <w:t>const DELETE_CONTACT: &amp;str = "DELETE FROM contacts WHERE id = ?";</w:t>
-      </w:r>
-    </w:p>
-    <w:p>
-      <w:pPr>
-        <w:pStyle w:val="SourceCode"/>
-      </w:pPr>
-      <w:r>
-        <w:t>const COUNT_CONTACTS: &amp;str = "SELECT COUNT(*) AS total FROM contacts";</w:t>
-      </w:r>
-    </w:p>
-    <w:p>
-      <w:pPr>
-        <w:pStyle w:val="SourceCode"/>
-      </w:pPr>
-      <w:r>
-        <w:t>const BROKEN_COUNT: &amp;str = "SELEC COUNT(*) AS total FROM contacts";</w:t>
+        <w:t>const INSERT_CONTACT: &amp;str =</w:t>
+      </w:r>
+    </w:p>
+    <w:p>
+      <w:pPr>
+        <w:pStyle w:val="SourceCode"/>
+      </w:pPr>
+      <w:r>
+        <w:t xml:space="preserve">    "INSERT INTO contacts_rust (name, email) VALUES (?, ?)";</w:t>
+      </w:r>
+    </w:p>
+    <w:p>
+      <w:pPr>
+        <w:pStyle w:val="SourceCode"/>
+      </w:pPr>
+      <w:r>
+        <w:t>const ASSIGN_GROUP: &amp;str = "UPDATE contacts_rust SET group_id = ? WHERE id = ?";</w:t>
+      </w:r>
+    </w:p>
+    <w:p>
+      <w:pPr>
+        <w:pStyle w:val="SourceCode"/>
+      </w:pPr>
+      <w:r>
+        <w:t>const DELETE_CONTACT: &amp;str = "DELETE FROM contacts_rust WHERE id = ?";</w:t>
+      </w:r>
+    </w:p>
+    <w:p>
+      <w:pPr>
+        <w:pStyle w:val="SourceCode"/>
+      </w:pPr>
+      <w:r>
+        <w:t>const COUNT_CONTACTS: &amp;str = "SELECT COUNT(*) AS total FROM contacts_rust";</w:t>
+      </w:r>
+    </w:p>
+    <w:p>
+      <w:pPr>
+        <w:pStyle w:val="SourceCode"/>
+      </w:pPr>
+      <w:r>
+        <w:t>const BROKEN_COUNT: &amp;str = "SELEC COUNT(*) AS total FROM contacts_rust";</w:t>
       </w:r>
     </w:p>
     <w:p>
@@ -16511,7 +17435,7 @@
         <w:keepNext/>
       </w:pPr>
       <w:r>
-        <w:t>The block resets the tables, runs the program once, then shows its exit code.</w:t>
+        <w:t>The block resets Rust's own tables with its reset file, runs the program once, then shows its exit code.</w:t>
       </w:r>
     </w:p>
     <w:p>
@@ -16561,7 +17485,7 @@
         <w:keepNext/>
       </w:pPr>
       <w:r>
-        <w:t xml:space="preserve">    -e "source ./sql/reset_contacts.sql"</w:t>
+        <w:t xml:space="preserve">    -e "source ./sql/reset_contacts_rust.sql"</w:t>
       </w:r>
     </w:p>
     <w:p>
@@ -16627,7 +17551,7 @@
         <w:keepNext/>
       </w:pPr>
       <w:r>
-        <w:t>mysql -u devuser -h 127.0.0.1 -P 3306 -D spa_contacts &lt; ./sql/reset_contacts.sql</w:t>
+        <w:t>mysql -u devuser -h 127.0.0.1 -P 3306 -D spa_contacts \</w:t>
       </w:r>
     </w:p>
     <w:p>
@@ -16636,6 +17560,15 @@
         <w:keepNext/>
       </w:pPr>
       <w:r>
+        <w:t xml:space="preserve">    &lt; ./sql/reset_contacts_rust.sql</w:t>
+      </w:r>
+    </w:p>
+    <w:p>
+      <w:pPr>
+        <w:pStyle w:val="CommandBlock"/>
+        <w:keepNext/>
+      </w:pPr>
+      <w:r>
         <w:t>unset MYSQL_PWD</w:t>
       </w:r>
     </w:p>
@@ -17343,23 +18276,31 @@
         <w:pStyle w:val="SourceCode"/>
       </w:pPr>
       <w:r>
-        <w:t>-define(INSERT_CONTACT, "INSERT INTO contacts (name, email) VALUES (?, ?)").</w:t>
-      </w:r>
-    </w:p>
-    <w:p>
-      <w:pPr>
-        <w:pStyle w:val="SourceCode"/>
-      </w:pPr>
-      <w:r>
-        <w:t>-define(ASSIGN_GROUP, "UPDATE contacts SET group_id = ? WHERE id = ?").</w:t>
-      </w:r>
-    </w:p>
-    <w:p>
-      <w:pPr>
-        <w:pStyle w:val="SourceCode"/>
-      </w:pPr>
-      <w:r>
-        <w:t>-define(BROKEN_COUNT, "SELEC COUNT(*) AS total FROM contacts").</w:t>
+        <w:t>-define(INSERT_CONTACT,</w:t>
+      </w:r>
+    </w:p>
+    <w:p>
+      <w:pPr>
+        <w:pStyle w:val="SourceCode"/>
+      </w:pPr>
+      <w:r>
+        <w:t xml:space="preserve">        "INSERT INTO contacts_erlang (name, email) VALUES (?, ?)").</w:t>
+      </w:r>
+    </w:p>
+    <w:p>
+      <w:pPr>
+        <w:pStyle w:val="SourceCode"/>
+      </w:pPr>
+      <w:r>
+        <w:t>-define(ASSIGN_GROUP, "UPDATE contacts_erlang SET group_id = ? WHERE id = ?").</w:t>
+      </w:r>
+    </w:p>
+    <w:p>
+      <w:pPr>
+        <w:pStyle w:val="SourceCode"/>
+      </w:pPr>
+      <w:r>
+        <w:t>-define(BROKEN_COUNT, "SELEC COUNT(*) AS total FROM contacts_erlang").</w:t>
       </w:r>
     </w:p>
     <w:p>
@@ -18499,7 +19440,10 @@
         <w:keepNext/>
       </w:pPr>
       <w:r>
-        <w:t>Run the block from the lesson-4.14-extended folder, in a terminal that has SPA_DB_PASSWORD. The block runs the Data Reset's file again just before the program, so the table holds exactly the reset's three contacts, and shows the exit code after it. Remember, erlc compiles the connector's five modules with the lesson's module, and prints four warnings about mysql_encode.erl, the connector's own code, not yours (Lesson 4.0a).</w:t>
+        <w:t>Run the block from the lesson-4.14-extended folder, in a terminal that has SPA_DB_PASSWORD. The block runs Erlang's own reset file, sql/reset_contacts_erlang.sql, again just before the program, so contacts_erlang holds exactly the reset's three contacts and contact_groups_erlang is empty, and shows the exit code after it. Remember, each language has its own tables and its own reset file; the Erlang programs use contacts_erlang and contact_groups_erlang, and never touch another language's rows. Remember, erl</w:t>
+      </w:r>
+      <w:r>
+        <w:t>c compiles the connector's five modules with the lesson's module, and prints four warnings about mysql_encode.erl, the connector's own code, not yours (Lesson 4.0a).</w:t>
       </w:r>
     </w:p>
     <w:p>
@@ -18576,7 +19520,7 @@
         <w:keepNext/>
       </w:pPr>
       <w:r>
-        <w:t xml:space="preserve">    -e "source ./sql/reset_contacts.sql"</w:t>
+        <w:t xml:space="preserve">    -e "source ./sql/reset_contacts_erlang.sql"</w:t>
       </w:r>
     </w:p>
     <w:p>
@@ -18651,7 +19595,7 @@
         <w:keepNext/>
       </w:pPr>
       <w:r>
-        <w:t>mysql -u devuser -h 127.0.0.1 -P 3306 -D spa_contacts &lt; ./sql/reset_contacts.sql</w:t>
+        <w:t>mysql -u devuser -h 127.0.0.1 -P 3306 -D spa_contacts \</w:t>
       </w:r>
     </w:p>
     <w:p>
@@ -18660,6 +19604,15 @@
         <w:keepNext/>
       </w:pPr>
       <w:r>
+        <w:t xml:space="preserve">    &lt; ./sql/reset_contacts_erlang.sql</w:t>
+      </w:r>
+    </w:p>
+    <w:p>
+      <w:pPr>
+        <w:pStyle w:val="CommandBlock"/>
+        <w:keepNext/>
+      </w:pPr>
+      <w:r>
         <w:t>unset MYSQL_PWD</w:t>
       </w:r>
     </w:p>
@@ -19245,39 +20198,47 @@
         <w:pStyle w:val="SourceCode"/>
       </w:pPr>
       <w:r>
-        <w:t>-define(INSERT_CONTACT, "INSERT INTO contacts (name, email) VALUES (?, ?)").</w:t>
-      </w:r>
-    </w:p>
-    <w:p>
-      <w:pPr>
-        <w:pStyle w:val="SourceCode"/>
-      </w:pPr>
-      <w:r>
-        <w:t>-define(ASSIGN_GROUP, "UPDATE contacts SET group_id = ? WHERE id = ?").</w:t>
-      </w:r>
-    </w:p>
-    <w:p>
-      <w:pPr>
-        <w:pStyle w:val="SourceCode"/>
-      </w:pPr>
-      <w:r>
-        <w:t>-define(DELETE_CONTACT, "DELETE FROM contacts WHERE id = ?").</w:t>
-      </w:r>
-    </w:p>
-    <w:p>
-      <w:pPr>
-        <w:pStyle w:val="SourceCode"/>
-      </w:pPr>
-      <w:r>
-        <w:t>-define(COUNT_CONTACTS, "SELECT COUNT(*) AS total FROM contacts").</w:t>
-      </w:r>
-    </w:p>
-    <w:p>
-      <w:pPr>
-        <w:pStyle w:val="SourceCode"/>
-      </w:pPr>
-      <w:r>
-        <w:t>-define(BROKEN_COUNT, "SELEC COUNT(*) AS total FROM contacts").</w:t>
+        <w:t>-define(INSERT_CONTACT,</w:t>
+      </w:r>
+    </w:p>
+    <w:p>
+      <w:pPr>
+        <w:pStyle w:val="SourceCode"/>
+      </w:pPr>
+      <w:r>
+        <w:t xml:space="preserve">        "INSERT INTO contacts_erlang (name, email) VALUES (?, ?)").</w:t>
+      </w:r>
+    </w:p>
+    <w:p>
+      <w:pPr>
+        <w:pStyle w:val="SourceCode"/>
+      </w:pPr>
+      <w:r>
+        <w:t>-define(ASSIGN_GROUP, "UPDATE contacts_erlang SET group_id = ? WHERE id = ?").</w:t>
+      </w:r>
+    </w:p>
+    <w:p>
+      <w:pPr>
+        <w:pStyle w:val="SourceCode"/>
+      </w:pPr>
+      <w:r>
+        <w:t>-define(DELETE_CONTACT, "DELETE FROM contacts_erlang WHERE id = ?").</w:t>
+      </w:r>
+    </w:p>
+    <w:p>
+      <w:pPr>
+        <w:pStyle w:val="SourceCode"/>
+      </w:pPr>
+      <w:r>
+        <w:t>-define(COUNT_CONTACTS, "SELECT COUNT(*) AS total FROM contacts_erlang").</w:t>
+      </w:r>
+    </w:p>
+    <w:p>
+      <w:pPr>
+        <w:pStyle w:val="SourceCode"/>
+      </w:pPr>
+      <w:r>
+        <w:t>-define(BROKEN_COUNT, "SELEC COUNT(*) AS total FROM contacts_erlang").</w:t>
       </w:r>
     </w:p>
     <w:p>
@@ -21252,7 +22213,7 @@
         <w:keepNext/>
       </w:pPr>
       <w:r>
-        <w:t>The block resets the tables, runs the program once, then shows its exit code.</w:t>
+        <w:t>The block resets Erlang's own tables with its reset file, runs the program once, then shows its exit code.</w:t>
       </w:r>
     </w:p>
     <w:p>
@@ -21329,7 +22290,7 @@
         <w:keepNext/>
       </w:pPr>
       <w:r>
-        <w:t xml:space="preserve">    -e "source ./sql/reset_contacts.sql"</w:t>
+        <w:t xml:space="preserve">    -e "source ./sql/reset_contacts_erlang.sql"</w:t>
       </w:r>
     </w:p>
     <w:p>
@@ -21404,7 +22365,7 @@
         <w:keepNext/>
       </w:pPr>
       <w:r>
-        <w:t>mysql -u devuser -h 127.0.0.1 -P 3306 -D spa_contacts &lt; ./sql/reset_contacts.sql</w:t>
+        <w:t>mysql -u devuser -h 127.0.0.1 -P 3306 -D spa_contacts \</w:t>
       </w:r>
     </w:p>
     <w:p>
@@ -21413,6 +22374,15 @@
         <w:keepNext/>
       </w:pPr>
       <w:r>
+        <w:t xml:space="preserve">    &lt; ./sql/reset_contacts_erlang.sql</w:t>
+      </w:r>
+    </w:p>
+    <w:p>
+      <w:pPr>
+        <w:pStyle w:val="CommandBlock"/>
+        <w:keepNext/>
+      </w:pPr>
+      <w:r>
         <w:t>unset MYSQL_PWD</w:t>
       </w:r>
     </w:p>
@@ -25819,7 +26789,7 @@
         <w:pStyle w:val="ListBullet"/>
       </w:pPr>
       <w:r>
-        <w:t>Run the Data Reset first, then every Build and Run block whole, from the lesson-4.14-extended folder, in a terminal that has SPA_DB_PASSWORD. Each Assembly, Rust, and Erlang block resets the tables again before its program.</w:t>
+        <w:t>Run the Data Reset first, then every Build and Run block whole, from the lesson-4.14-extended folder, in a terminal that has SPA_DB_PASSWORD. Each Assembly, Rust, and Erlang block resets its own language's tables again before its program.</w:t>
       </w:r>
     </w:p>
     <w:p>
@@ -25867,7 +26837,7 @@
         <w:pStyle w:val="ListBullet"/>
       </w:pPr>
       <w:r>
-        <w:t>After any program run, the Table Check below shows the reset's table unchanged: no second Ada Lovelace, no Edsger Dijkstra, and every group_id NULL.</w:t>
+        <w:t>After any program run, the Table Check below shows the language's table unchanged: no second Ada Lovelace, no Edsger Dijkstra, and every group_id NULL.</w:t>
       </w:r>
     </w:p>
     <w:p>
@@ -25949,6 +26919,24 @@
         <w:keepNext/>
       </w:pPr>
       <w:r>
+        <w:t>Tables: contacts_assembly and contact_groups_assembly for Assembly;</w:t>
+      </w:r>
+    </w:p>
+    <w:p>
+      <w:pPr>
+        <w:pStyle w:val="RequiredOutput"/>
+        <w:keepNext/>
+      </w:pPr>
+      <w:r>
+        <w:t xml:space="preserve">        Rust and Erlang have their own (contacts_rust, contacts_erlang)</w:t>
+      </w:r>
+    </w:p>
+    <w:p>
+      <w:pPr>
+        <w:pStyle w:val="RequiredOutput"/>
+        <w:keepNext/>
+      </w:pPr>
+      <w:r>
         <w:t>Known rows: 1 Ada Lovelace, 2 Grace Hopper, 3 Alan Turing; no groups</w:t>
       </w:r>
     </w:p>
@@ -25976,7 +26964,7 @@
         <w:keepNext/>
       </w:pPr>
       <w:r>
-        <w:t>Typo: SELEC COUNT(*) AS total FROM contacts</w:t>
+        <w:t>Typo: SELEC COUNT(*) AS total FROM contacts_assembly</w:t>
       </w:r>
     </w:p>
     <w:p>
@@ -25994,7 +26982,7 @@
         <w:keepNext/>
       </w:pPr>
       <w:r>
-        <w:t>Exercise: SELECT COUNT(*) AS total FROM contact (no such table)</w:t>
+        <w:t>Exercise: SELECT COUNT(*) AS total FROM contact_assembly (no such table)</w:t>
       </w:r>
     </w:p>
     <w:p>
@@ -26172,7 +27160,7 @@
     </w:p>
     <w:p>
       <w:r>
-        <w:t>Right after any Assembly, Rust, or Erlang Build and Run block, ask the server about the table yourself, from the mysql client: a second connection, separate from the program's.</w:t>
+        <w:t>Right after any Assembly, Rust, or Erlang Build and Run block, ask the server about the table yourself, from the mysql client: a second connection, separate from the program's. The query reads contacts_assembly, the Assembly programs' table; put your language's table in its place.</w:t>
       </w:r>
     </w:p>
     <w:p>
@@ -26212,7 +27200,7 @@
         <w:keepNext/>
       </w:pPr>
       <w:r>
-        <w:t>&amp; $mysql -u devuser -h 127.0.0.1 -P 3306 -D spa_contacts -t `</w:t>
+        <w:t>&amp; $mysql -u devuser -h 127.0.0.1 -P 3306 -D spa_contacts -t -e `</w:t>
       </w:r>
     </w:p>
     <w:p>
@@ -26221,7 +27209,7 @@
         <w:keepNext/>
       </w:pPr>
       <w:r>
-        <w:t xml:space="preserve">    -e "SELECT id, name, email, phone, group_id FROM contacts ORDER BY id"</w:t>
+        <w:t xml:space="preserve">    "SELECT id, name, email, phone, group_id FROM contacts_assembly ORDER BY id"</w:t>
       </w:r>
     </w:p>
     <w:p>
@@ -26327,7 +27315,7 @@
         <w:keepNext/>
       </w:pPr>
       <w:r>
-        <w:t>mysql -u devuser -h 127.0.0.1 -P 3306 -D spa_contacts -t \</w:t>
+        <w:t>mysql -u devuser -h 127.0.0.1 -P 3306 -D spa_contacts -t -e \</w:t>
       </w:r>
     </w:p>
     <w:p>
@@ -26336,7 +27324,7 @@
         <w:keepNext/>
       </w:pPr>
       <w:r>
-        <w:t xml:space="preserve">    -e "SELECT id, name, email, phone, group_id FROM contacts ORDER BY id"</w:t>
+        <w:t xml:space="preserve">    "SELECT id, name, email, phone, group_id FROM contacts_assembly ORDER BY id"</w:t>
       </w:r>
     </w:p>
     <w:p>
@@ -26506,7 +27494,7 @@
     </w:p>
     <w:p>
       <w:r>
-        <w:t>See the fallback at work. In the Production-Minded program, add a sixth attempt right after the count with the typo: count the rows of a table that does not exist, contact, without the s. The server refuses it with error 1146, a number user_message does not expect.</w:t>
+        <w:t>See the fallback at work. In the Production-Minded program, add a sixth attempt right after the count with the typo: count the rows of a table that does not exist, your language's contacts table without the s: contact_assembly in Assembly, contact_rust in Rust, and contact_erlang in Erlang. The server refuses it with error 1146, a number user_message does not expect.</w:t>
       </w:r>
     </w:p>
     <w:p>
@@ -26519,7 +27507,7 @@
         <w:pStyle w:val="ListBullet"/>
       </w:pPr>
       <w:r>
-        <w:t>Assembly: Below broken_count_sql, add missing_table_count_sql db "SELECT COUNT(*) AS total FROM contact", 0. In main, right after the print_count call for broken_count_sql and its add r13d, eax, add the same four lines with lea rdx, [missing_table_count_sql].</w:t>
+        <w:t>Assembly: Below broken_count_sql, add missing_table_count_sql db "SELECT COUNT(*) AS total FROM contact_assembly", 0. In main, right after the print_count call for broken_count_sql and its add r13d, eax, add the same four lines with lea rdx, [missing_table_count_sql].</w:t>
       </w:r>
     </w:p>
     <w:p>
@@ -26527,7 +27515,7 @@
         <w:pStyle w:val="ListBullet"/>
       </w:pPr>
       <w:r>
-        <w:t>Rust: Below BROKEN_COUNT, add const MISSING_TABLE_COUNT: &amp;str = "SELECT COUNT(*) AS total FROM contact";. In run, right after the print_count call for BROKEN_COUNT, add failures += print_count(&amp;mut connection, MISSING_TABLE_COUNT);.</w:t>
+        <w:t>Rust: Below BROKEN_COUNT, add const MISSING_TABLE_COUNT: &amp;str = "SELECT COUNT(*) AS total FROM contact_rust";. In run, right after the print_count call for BROKEN_COUNT, add failures += print_count(&amp;mut connection, MISSING_TABLE_COUNT);.</w:t>
       </w:r>
     </w:p>
     <w:p>
@@ -26535,7 +27523,7 @@
         <w:pStyle w:val="ListBullet"/>
       </w:pPr>
       <w:r>
-        <w:t>Erlang: Below BROKEN_COUNT, add -define(MISSING_TABLE_COUNT, "SELECT COUNT(*) AS total FROM contact").. In make_attempts, after the BrokenCountFailures match, add MissingTableFailures = print_count(Connection, ?MISSING_TABLE_COUNT), and add MissingTableFailures to the sum.</w:t>
+        <w:t>Erlang: Below BROKEN_COUNT, add -define(MISSING_TABLE_COUNT, "SELECT COUNT(*) AS total FROM contact_erlang").. In make_attempts, after the BrokenCountFailures match, add MissingTableFailures = print_count(Connection, ?MISSING_TABLE_COUNT), and add MissingTableFailures to the sum.</w:t>
       </w:r>
     </w:p>
     <w:p>
@@ -26555,7 +27543,7 @@
     </w:p>
     <w:p>
       <w:r>
-        <w:t>The output must match the Required Exercise Output at the end of this Exercise, with exit code 1: the new line is the server's own message, Table 'spa_contacts.contact' doesn't exist, because user_message's last branch returns it unchanged. The failure is reported and counted, never hidden.</w:t>
+        <w:t>The output must match the Required Exercise Output at the end of this Exercise, with exit code 1: the new line is the server's own message, Table 'spa_contacts.contact_assembly' doesn't exist (with your language's name), because user_message's last branch returns it unchanged. The failure is reported and counted, never hidden.</w:t>
       </w:r>
     </w:p>
     <w:p>
@@ -26674,7 +27662,7 @@
         <w:keepNext/>
       </w:pPr>
       <w:r>
-        <w:t>With the count of the missing table contact added after the typo, and exit code 1:</w:t>
+        <w:t>With the count of the missing table contact_assembly added after the typo, and exit code 1. These are the Assembly programs' lines; Rust and Erlang show their own table's name, contact_rust or contact_erlang, in place of contact_assembly.</w:t>
       </w:r>
     </w:p>
     <w:p>
@@ -26778,7 +27766,7 @@
         <w:keepNext/>
       </w:pPr>
       <w:r>
-        <w:t>Error: Table 'spa_contacts.contact' doesn't exist</w:t>
+        <w:t>Error: Table 'spa_contacts.contact_assembly' doesn't exist</w:t>
       </w:r>
     </w:p>
     <w:p>
@@ -26823,10 +27811,10 @@
     </w:p>
     <w:p>
       <w:r>
-        <w:t xml:space="preserve">Give one number a second meaning, as Lesson 4.14's Challenge does. contact_groups.name is UNIQUE, so adding the group Work twice is refused with 1062, and user_message would print That email is already in use., which is wrong here. Write add_group (addGroup), Lesson 4.11a's, with its INSERT INTO contact_groups (name) VALUES (?). In its failure path, test the number first: for 1062, print Error: That group name is already in use.; for any other failure, report it through report_error. It returns the new id, </w:t>
-      </w:r>
-      <w:r>
-        <w:t>or 0 after the Error line. In the Production-Minded program, right after the Connected line, call it for Work once, then a second time, adding 1 to the failures when the second call returns 0.</w:t>
+        <w:t xml:space="preserve">Give one number a second meaning, as Lesson 4.14's Challenge does. Each language's groups table, such as contact_groups_assembly, has a UNIQUE name column, so adding the group Work twice is refused with 1062, and user_message would print That email is already in use., which is wrong here. Write add_group (addGroup), Lesson 4.11a's, with its INSERT INTO contact_groups_assembly (name) VALUES (?), with your language's groups table in Rust and Erlang. In its failure path, test the number first: for 1062, print </w:t>
+      </w:r>
+      <w:r>
+        <w:t>Error: That group name is already in use.; for any other failure, report it through report_error. It returns the new id, or 0 after the Error line. In the Production-Minded program, right after the Connected line, call it for Work once, then a second time, adding 1 to the failures when the second call returns 0.</w:t>
       </w:r>
     </w:p>
     <w:p>
@@ -27158,7 +28146,7 @@
         <w:keepNext/>
       </w:pPr>
       <w:r>
-        <w:t>With both changes, and exit code 1:</w:t>
+        <w:t>With both changes, and exit code 1. These are the Assembly programs' lines; Rust and Erlang show their own table's name, contact_rust or contact_erlang, in place of contact_assembly.</w:t>
       </w:r>
     </w:p>
     <w:p>
@@ -27280,7 +28268,7 @@
         <w:keepNext/>
       </w:pPr>
       <w:r>
-        <w:t>Error: Table 'spa_contacts.contact' doesn't exist</w:t>
+        <w:t>Error: Table 'spa_contacts.contact_assembly' doesn't exist</w:t>
       </w:r>
     </w:p>
     <w:p>
@@ -27585,31 +28573,31 @@
       </w:rPr>
     </w:lvl>
   </w:abstractNum>
-  <w:num w:numId="1" w16cid:durableId="799615028">
+  <w:num w:numId="1" w16cid:durableId="1853714385">
     <w:abstractNumId w:val="8"/>
   </w:num>
-  <w:num w:numId="2" w16cid:durableId="1977955875">
+  <w:num w:numId="2" w16cid:durableId="1026374163">
     <w:abstractNumId w:val="6"/>
   </w:num>
-  <w:num w:numId="3" w16cid:durableId="1640841531">
+  <w:num w:numId="3" w16cid:durableId="1915780803">
     <w:abstractNumId w:val="5"/>
   </w:num>
-  <w:num w:numId="4" w16cid:durableId="1969045878">
+  <w:num w:numId="4" w16cid:durableId="596796092">
     <w:abstractNumId w:val="4"/>
   </w:num>
-  <w:num w:numId="5" w16cid:durableId="1009867432">
+  <w:num w:numId="5" w16cid:durableId="1648363778">
     <w:abstractNumId w:val="7"/>
   </w:num>
-  <w:num w:numId="6" w16cid:durableId="585848871">
+  <w:num w:numId="6" w16cid:durableId="1200363786">
     <w:abstractNumId w:val="3"/>
   </w:num>
-  <w:num w:numId="7" w16cid:durableId="272247639">
+  <w:num w:numId="7" w16cid:durableId="139269249">
     <w:abstractNumId w:val="2"/>
   </w:num>
-  <w:num w:numId="8" w16cid:durableId="1358769649">
+  <w:num w:numId="8" w16cid:durableId="1821919717">
     <w:abstractNumId w:val="1"/>
   </w:num>
-  <w:num w:numId="9" w16cid:durableId="799609424">
+  <w:num w:numId="9" w16cid:durableId="244874543">
     <w:abstractNumId w:val="0"/>
   </w:num>
 </w:numbering>

--- a/Volume 1/Chapter 04 - Databases/SPA_Vol1_Ch4_Lesson4_14a_Database_Error_Handling_Extended.docx
+++ b/Volume 1/Chapter 04 - Databases/SPA_Vol1_Ch4_Lesson4_14a_Database_Error_Handling_Extended.docx
@@ -708,6 +708,7 @@
         <w:pStyle w:val="ListBullet"/>
       </w:pPr>
       <w:r>
+        <w:lastRenderedPageBreak/>
         <w:t>The Assembly, Rust, and Erlang programs first connect to 127.0.0.1 on port 3307 and report the failure, then connect to spa_contacts on port 3306 as devuser with the password from SPA_DB_PASSWORD, with Lesson 4.7a's found-rows setting, and print Connected to database spa_contacts. No password is written in a source file, and no program prints it.</w:t>
       </w:r>
     </w:p>
@@ -1203,7 +1204,7 @@
         <w:keepNext/>
       </w:pPr>
       <w:r>
-        <w:t>[profile.default]</w:t>
+        <w:t>[profile.default]  # Remember, the settings forge uses by default.</w:t>
       </w:r>
     </w:p>
     <w:p>
@@ -2013,7 +2014,7 @@
         <w:pStyle w:val="SourceCode"/>
       </w:pPr>
       <w:r>
-        <w:t>-- Lesson 4.4's contacts table, with one new column at the end. group_id</w:t>
+        <w:t>-- Lesson 4.4's contacts table, with Lesson 4.11's group_id last. group_id</w:t>
       </w:r>
     </w:p>
     <w:p>
@@ -2378,7 +2379,7 @@
         <w:pStyle w:val="SourceCode"/>
       </w:pPr>
       <w:r>
-        <w:t>-- Lesson 4.4's contacts table, with one new column at the end. group_id</w:t>
+        <w:t>-- Lesson 4.4's contacts table, with Lesson 4.11's group_id last. group_id</w:t>
       </w:r>
     </w:p>
     <w:p>
@@ -2751,7 +2752,7 @@
         <w:pStyle w:val="SourceCode"/>
       </w:pPr>
       <w:r>
-        <w:t>-- Lesson 4.4's contacts table, with one new column at the end. group_id</w:t>
+        <w:t>-- Lesson 4.4's contacts table, with Lesson 4.11's group_id last. group_id</w:t>
       </w:r>
     </w:p>
     <w:p>
@@ -7852,15 +7853,15 @@
         <w:pStyle w:val="SourceCode"/>
       </w:pPr>
       <w:r>
-        <w:t>; cmp is one number this program expects; any other number gets the</w:t>
-      </w:r>
-    </w:p>
-    <w:p>
-      <w:pPr>
-        <w:pStyle w:val="SourceCode"/>
-      </w:pPr>
-      <w:r>
-        <w:t>; server's own message, so an unexpected failure is still reported.</w:t>
+        <w:t>; cmp is one number this program expects; any other gets the server's own</w:t>
+      </w:r>
+    </w:p>
+    <w:p>
+      <w:pPr>
+        <w:pStyle w:val="SourceCode"/>
+      </w:pPr>
+      <w:r>
+        <w:t>; message, so none goes unreported. It calls nothing: no stack setup.</w:t>
       </w:r>
     </w:p>
     <w:p>
@@ -8472,47 +8473,47 @@
         <w:pStyle w:val="SourceCode"/>
       </w:pPr>
       <w:r>
-        <w:t>; connect_database: connects the handle to the lesson database on the</w:t>
-      </w:r>
-    </w:p>
-    <w:p>
-      <w:pPr>
-        <w:pStyle w:val="SourceCode"/>
-      </w:pPr>
-      <w:r>
-        <w:t>; given port, with CLIENT_FOUND_ROWS (Lesson 4.7a).</w:t>
-      </w:r>
-    </w:p>
-    <w:p>
-      <w:pPr>
-        <w:pStyle w:val="SourceCode"/>
-      </w:pPr>
-      <w:r>
-        <w:t>;   in:      rcx = the connection handle, rdx = the password,</w:t>
-      </w:r>
-    </w:p>
-    <w:p>
-      <w:pPr>
-        <w:pStyle w:val="SourceCode"/>
-      </w:pPr>
-      <w:r>
-        <w:t>;            r8d = the port</w:t>
-      </w:r>
-    </w:p>
-    <w:p>
-      <w:pPr>
-        <w:pStyle w:val="SourceCode"/>
-      </w:pPr>
-      <w:r>
-        <w:t>;   out:     eax = 0, or -1 when it cannot connect; the handle then keeps</w:t>
-      </w:r>
-    </w:p>
-    <w:p>
-      <w:pPr>
-        <w:pStyle w:val="SourceCode"/>
-      </w:pPr>
-      <w:r>
-        <w:t>;            the failure for mysql_errno and mysql_error</w:t>
+        <w:t>; connect_database: connects on the given port, with CLIENT_FOUND_ROWS.</w:t>
+      </w:r>
+    </w:p>
+    <w:p>
+      <w:pPr>
+        <w:pStyle w:val="SourceCode"/>
+      </w:pPr>
+      <w:r>
+        <w:t>;   in:      rcx = the connection handle, rdx = the password, r8d = the port</w:t>
+      </w:r>
+    </w:p>
+    <w:p>
+      <w:pPr>
+        <w:pStyle w:val="SourceCode"/>
+      </w:pPr>
+      <w:r>
+        <w:t>;   out:     eax = 0, or -1; the handle then keeps the failure for mysql_errno</w:t>
+      </w:r>
+    </w:p>
+    <w:p>
+      <w:pPr>
+        <w:pStyle w:val="SourceCode"/>
+      </w:pPr>
+      <w:r>
+        <w:t>; Remember, mov eax, r8d zeroes rax's upper half, so [rsp + 40] gets the</w:t>
+      </w:r>
+    </w:p>
+    <w:p>
+      <w:pPr>
+        <w:pStyle w:val="SourceCode"/>
+      </w:pPr>
+      <w:r>
+        <w:t>; whole port (Lesson 4.10a). sub rsp, 72: 32 bytes of scratch, four places</w:t>
+      </w:r>
+    </w:p>
+    <w:p>
+      <w:pPr>
+        <w:pStyle w:val="SourceCode"/>
+      </w:pPr>
+      <w:r>
+        <w:t>; for values 5 to 8, and 8 to keep rsp a multiple of 16.</w:t>
       </w:r>
     </w:p>
     <w:p>
@@ -15973,15 +15974,15 @@
         <w:pStyle w:val="SourceCode"/>
       </w:pPr>
       <w:r>
-        <w:t>/// 2003): it reports DriverError::CouldNotConnect, and the match tests for</w:t>
-      </w:r>
-    </w:p>
-    <w:p>
-      <w:pPr>
-        <w:pStyle w:val="SourceCode"/>
-      </w:pPr>
-      <w:r>
-        <w:t>/// that kind instead. Anything else prints its own text.</w:t>
+        <w:t>/// 2003): it reports DriverError::CouldNotConnect, tested by kind. Remember,</w:t>
+      </w:r>
+    </w:p>
+    <w:p>
+      <w:pPr>
+        <w:pStyle w:val="SourceCode"/>
+      </w:pPr>
+      <w:r>
+        <w:t>/// a plain name as the last arm fits any other value, like _, but keeps it.</w:t>
       </w:r>
     </w:p>
     <w:p>
@@ -20259,23 +20260,23 @@
         <w:pStyle w:val="SourceCode"/>
       </w:pPr>
       <w:r>
-        <w:t>%% {ok, Connection}, or the connector's own {error, Reason}, unchanged, so</w:t>
-      </w:r>
-    </w:p>
-    <w:p>
-      <w:pPr>
-        <w:pStyle w:val="SourceCode"/>
-      </w:pPr>
-      <w:r>
-        <w:t>%% the caller can read its number. {found_rows, true} makes an UPDATE</w:t>
-      </w:r>
-    </w:p>
-    <w:p>
-      <w:pPr>
-        <w:pStyle w:val="SourceCode"/>
-      </w:pPr>
-      <w:r>
-        <w:t>%% report the rows it matched (Lesson 4.7a).</w:t>
+        <w:t>%% {ok, Connection}, a pid(), or the connector's own {error, Reason},</w:t>
+      </w:r>
+    </w:p>
+    <w:p>
+      <w:pPr>
+        <w:pStyle w:val="SourceCode"/>
+      </w:pPr>
+      <w:r>
+        <w:t>%% unchanged, so the caller can read its number. {found_rows, true} counts</w:t>
+      </w:r>
+    </w:p>
+    <w:p>
+      <w:pPr>
+        <w:pStyle w:val="SourceCode"/>
+      </w:pPr>
+      <w:r>
+        <w:t>%% rows matched (Lesson 4.7a). -spec documents types; iodata() is text.</w:t>
       </w:r>
     </w:p>
     <w:p>
@@ -23186,31 +23187,31 @@
         <w:pStyle w:val="SourceCode"/>
       </w:pPr>
       <w:r>
-        <w:t xml:space="preserve">    // like an event. revert ContactMissing(id) stops the call with it.</w:t>
-      </w:r>
-    </w:p>
-    <w:p>
-      <w:pPr>
-        <w:pStyle w:val="SourceCode"/>
-      </w:pPr>
-      <w:r>
-        <w:t xml:space="preserve">    // Callers see its selector, four bytes made from its signature,</w:t>
-      </w:r>
-    </w:p>
-    <w:p>
-      <w:pPr>
-        <w:pStyle w:val="SourceCode"/>
-      </w:pPr>
-      <w:r>
-        <w:t xml:space="preserve">    // ContactMissing(uint256), followed by the id: a fixed code with a</w:t>
-      </w:r>
-    </w:p>
-    <w:p>
-      <w:pPr>
-        <w:pStyle w:val="SourceCode"/>
-      </w:pPr>
-      <w:r>
-        <w:t xml:space="preserve">    // value, where a require gives text.</w:t>
+        <w:t xml:space="preserve">    // like a function with no body. revert ContactMissing(id) stops the</w:t>
+      </w:r>
+    </w:p>
+    <w:p>
+      <w:pPr>
+        <w:pStyle w:val="SourceCode"/>
+      </w:pPr>
+      <w:r>
+        <w:t xml:space="preserve">    // call with it. Callers see its selector, four bytes made from its</w:t>
+      </w:r>
+    </w:p>
+    <w:p>
+      <w:pPr>
+        <w:pStyle w:val="SourceCode"/>
+      </w:pPr>
+      <w:r>
+        <w:t xml:space="preserve">    // signature, ContactMissing(uint256), followed by the id: a fixed code</w:t>
+      </w:r>
+    </w:p>
+    <w:p>
+      <w:pPr>
+        <w:pStyle w:val="SourceCode"/>
+      </w:pPr>
+      <w:r>
+        <w:t xml:space="preserve">    // with a value, where a require gives text.</w:t>
       </w:r>
     </w:p>
     <w:p>
@@ -28573,31 +28574,31 @@
       </w:rPr>
     </w:lvl>
   </w:abstractNum>
-  <w:num w:numId="1" w16cid:durableId="1853714385">
+  <w:num w:numId="1" w16cid:durableId="1177815053">
     <w:abstractNumId w:val="8"/>
   </w:num>
-  <w:num w:numId="2" w16cid:durableId="1026374163">
+  <w:num w:numId="2" w16cid:durableId="427508333">
     <w:abstractNumId w:val="6"/>
   </w:num>
-  <w:num w:numId="3" w16cid:durableId="1915780803">
+  <w:num w:numId="3" w16cid:durableId="933048842">
     <w:abstractNumId w:val="5"/>
   </w:num>
-  <w:num w:numId="4" w16cid:durableId="596796092">
+  <w:num w:numId="4" w16cid:durableId="294259013">
     <w:abstractNumId w:val="4"/>
   </w:num>
-  <w:num w:numId="5" w16cid:durableId="1648363778">
+  <w:num w:numId="5" w16cid:durableId="599340788">
     <w:abstractNumId w:val="7"/>
   </w:num>
-  <w:num w:numId="6" w16cid:durableId="1200363786">
+  <w:num w:numId="6" w16cid:durableId="1063525261">
     <w:abstractNumId w:val="3"/>
   </w:num>
-  <w:num w:numId="7" w16cid:durableId="139269249">
+  <w:num w:numId="7" w16cid:durableId="618612723">
     <w:abstractNumId w:val="2"/>
   </w:num>
-  <w:num w:numId="8" w16cid:durableId="1821919717">
+  <w:num w:numId="8" w16cid:durableId="1202792042">
     <w:abstractNumId w:val="1"/>
   </w:num>
-  <w:num w:numId="9" w16cid:durableId="244874543">
+  <w:num w:numId="9" w16cid:durableId="2106536464">
     <w:abstractNumId w:val="0"/>
   </w:num>
 </w:numbering>
